--- a/100605130專題報告-2.docx
+++ b/100605130專題報告-2.docx
@@ -2734,6 +2734,7 @@
         </w:rPr>
         <w:t>內建的</w:t>
       </w:r>
+      <w:proofErr w:type="spellStart"/>
       <w:r>
         <w:rPr>
           <w:rFonts w:ascii="Times New Roman" w:eastAsia="標楷體" w:hAnsi="Times New Roman" w:cs="Times New Roman" w:hint="eastAsia"/>
@@ -2741,6 +2742,7 @@
         </w:rPr>
         <w:t>GDScript</w:t>
       </w:r>
+      <w:proofErr w:type="spellEnd"/>
       <w:r>
         <w:rPr>
           <w:rFonts w:ascii="Times New Roman" w:eastAsia="標楷體" w:hAnsi="Times New Roman" w:cs="Times New Roman" w:hint="eastAsia"/>
@@ -2776,6 +2778,7 @@
         </w:rPr>
         <w:t>不同，</w:t>
       </w:r>
+      <w:proofErr w:type="spellStart"/>
       <w:r>
         <w:rPr>
           <w:rFonts w:ascii="Times New Roman" w:eastAsia="標楷體" w:hAnsi="Times New Roman" w:cs="Times New Roman" w:hint="eastAsia"/>
@@ -2783,6 +2786,7 @@
         </w:rPr>
         <w:t>GDScript</w:t>
       </w:r>
+      <w:proofErr w:type="spellEnd"/>
       <w:r>
         <w:rPr>
           <w:rFonts w:ascii="Times New Roman" w:eastAsia="標楷體" w:hAnsi="Times New Roman" w:cs="Times New Roman" w:hint="eastAsia"/>
@@ -3228,6 +3232,7 @@
                 <w:szCs w:val="40"/>
               </w:rPr>
             </w:pPr>
+            <w:proofErr w:type="spellStart"/>
             <w:r>
               <w:rPr>
                 <w:rFonts w:ascii="Times New Roman" w:eastAsia="標楷體" w:hAnsi="Times New Roman" w:cs="Times New Roman" w:hint="eastAsia"/>
@@ -3236,6 +3241,7 @@
               </w:rPr>
               <w:t>GDScript</w:t>
             </w:r>
+            <w:proofErr w:type="spellEnd"/>
           </w:p>
         </w:tc>
       </w:tr>
@@ -3478,6 +3484,7 @@
           <w:szCs w:val="32"/>
         </w:rPr>
       </w:pPr>
+      <w:proofErr w:type="spellStart"/>
       <w:r>
         <w:rPr>
           <w:rFonts w:ascii="Times New Roman" w:eastAsia="標楷體" w:hAnsi="Times New Roman" w:cs="Times New Roman" w:hint="eastAsia"/>
@@ -3486,6 +3493,7 @@
         </w:rPr>
         <w:t>GDScript</w:t>
       </w:r>
+      <w:proofErr w:type="spellEnd"/>
     </w:p>
     <w:p>
       <w:pPr>
@@ -3500,6 +3508,7 @@
           <w:szCs w:val="24"/>
         </w:rPr>
       </w:pPr>
+      <w:proofErr w:type="spellStart"/>
       <w:r>
         <w:rPr>
           <w:rFonts w:ascii="Times New Roman" w:eastAsia="標楷體" w:hAnsi="Times New Roman" w:cs="Times New Roman" w:hint="eastAsia"/>
@@ -3507,6 +3516,7 @@
         </w:rPr>
         <w:t>GDScript</w:t>
       </w:r>
+      <w:proofErr w:type="spellEnd"/>
       <w:r>
         <w:rPr>
           <w:rFonts w:ascii="Times New Roman" w:eastAsia="標楷體" w:hAnsi="Times New Roman" w:cs="Times New Roman" w:hint="eastAsia"/>
@@ -3528,6 +3538,7 @@
         </w:rPr>
         <w:t>搭配</w:t>
       </w:r>
+      <w:proofErr w:type="spellStart"/>
       <w:r>
         <w:rPr>
           <w:rFonts w:ascii="Times New Roman" w:eastAsia="標楷體" w:hAnsi="Times New Roman" w:cs="Times New Roman" w:hint="eastAsia"/>
@@ -3535,6 +3546,7 @@
         </w:rPr>
         <w:t>GDScript</w:t>
       </w:r>
+      <w:proofErr w:type="spellEnd"/>
       <w:r>
         <w:rPr>
           <w:rFonts w:ascii="Times New Roman" w:eastAsia="標楷體" w:hAnsi="Times New Roman" w:cs="Times New Roman" w:hint="eastAsia"/>
@@ -3570,6 +3582,7 @@
         </w:rPr>
         <w:t>。如此一來，絕大多數遊戲內容仍能用</w:t>
       </w:r>
+      <w:proofErr w:type="spellStart"/>
       <w:r>
         <w:rPr>
           <w:rFonts w:ascii="Times New Roman" w:eastAsia="標楷體" w:hAnsi="Times New Roman" w:cs="Times New Roman" w:hint="eastAsia"/>
@@ -3577,6 +3590,7 @@
         </w:rPr>
         <w:t>GDScript</w:t>
       </w:r>
+      <w:proofErr w:type="spellEnd"/>
       <w:r>
         <w:rPr>
           <w:rFonts w:ascii="Times New Roman" w:eastAsia="標楷體" w:hAnsi="Times New Roman" w:cs="Times New Roman" w:hint="eastAsia"/>
@@ -3658,6 +3672,7 @@
         </w:rPr>
         <w:t xml:space="preserve"> </w:t>
       </w:r>
+      <w:proofErr w:type="spellStart"/>
       <w:r>
         <w:rPr>
           <w:rFonts w:ascii="Times New Roman" w:eastAsia="標楷體" w:hAnsi="Times New Roman" w:cs="Times New Roman" w:hint="eastAsia"/>
@@ -3672,6 +3687,7 @@
         </w:rPr>
         <w:t>DScript</w:t>
       </w:r>
+      <w:proofErr w:type="spellEnd"/>
       <w:r>
         <w:rPr>
           <w:rFonts w:ascii="Times New Roman" w:eastAsia="標楷體" w:hAnsi="Times New Roman" w:cs="Times New Roman" w:hint="eastAsia"/>
@@ -3699,6 +3715,7 @@
           <w:szCs w:val="32"/>
         </w:rPr>
       </w:pPr>
+      <w:proofErr w:type="spellStart"/>
       <w:r>
         <w:rPr>
           <w:rFonts w:ascii="Times New Roman" w:eastAsia="標楷體" w:hAnsi="Times New Roman" w:cs="Times New Roman"/>
@@ -3707,6 +3724,7 @@
         </w:rPr>
         <w:t>PixAI</w:t>
       </w:r>
+      <w:proofErr w:type="spellEnd"/>
     </w:p>
     <w:p>
       <w:pPr>
@@ -3721,12 +3739,21 @@
           <w:szCs w:val="24"/>
         </w:rPr>
       </w:pPr>
-      <w:r>
-        <w:rPr>
-          <w:rFonts w:ascii="Times New Roman" w:eastAsia="標楷體" w:hAnsi="Times New Roman" w:cs="Times New Roman" w:hint="eastAsia"/>
-          <w:szCs w:val="24"/>
-        </w:rPr>
-        <w:t xml:space="preserve">PixAI </w:t>
+      <w:proofErr w:type="spellStart"/>
+      <w:r>
+        <w:rPr>
+          <w:rFonts w:ascii="Times New Roman" w:eastAsia="標楷體" w:hAnsi="Times New Roman" w:cs="Times New Roman" w:hint="eastAsia"/>
+          <w:szCs w:val="24"/>
+        </w:rPr>
+        <w:t>PixAI</w:t>
+      </w:r>
+      <w:proofErr w:type="spellEnd"/>
+      <w:r>
+        <w:rPr>
+          <w:rFonts w:ascii="Times New Roman" w:eastAsia="標楷體" w:hAnsi="Times New Roman" w:cs="Times New Roman" w:hint="eastAsia"/>
+          <w:szCs w:val="24"/>
+        </w:rPr>
+        <w:t xml:space="preserve"> </w:t>
       </w:r>
       <w:r>
         <w:rPr>
@@ -3782,7 +3809,23 @@
           <w:rFonts w:ascii="Times New Roman" w:eastAsia="標楷體" w:hAnsi="Times New Roman" w:cs="Times New Roman" w:hint="eastAsia"/>
           <w:szCs w:val="24"/>
         </w:rPr>
-        <w:t xml:space="preserve"> PixAI </w:t>
+        <w:t xml:space="preserve"> </w:t>
+      </w:r>
+      <w:proofErr w:type="spellStart"/>
+      <w:r>
+        <w:rPr>
+          <w:rFonts w:ascii="Times New Roman" w:eastAsia="標楷體" w:hAnsi="Times New Roman" w:cs="Times New Roman" w:hint="eastAsia"/>
+          <w:szCs w:val="24"/>
+        </w:rPr>
+        <w:t>PixAI</w:t>
+      </w:r>
+      <w:proofErr w:type="spellEnd"/>
+      <w:r>
+        <w:rPr>
+          <w:rFonts w:ascii="Times New Roman" w:eastAsia="標楷體" w:hAnsi="Times New Roman" w:cs="Times New Roman" w:hint="eastAsia"/>
+          <w:szCs w:val="24"/>
+        </w:rPr>
+        <w:t xml:space="preserve"> </w:t>
       </w:r>
       <w:r>
         <w:rPr>
@@ -3796,8 +3839,17 @@
           <w:rFonts w:ascii="Times New Roman" w:eastAsia="標楷體" w:hAnsi="Times New Roman" w:cs="Times New Roman" w:hint="eastAsia"/>
           <w:szCs w:val="24"/>
         </w:rPr>
-        <w:t xml:space="preserve"> LoRA</w:t>
-      </w:r>
+        <w:t xml:space="preserve"> </w:t>
+      </w:r>
+      <w:proofErr w:type="spellStart"/>
+      <w:r>
+        <w:rPr>
+          <w:rFonts w:ascii="Times New Roman" w:eastAsia="標楷體" w:hAnsi="Times New Roman" w:cs="Times New Roman" w:hint="eastAsia"/>
+          <w:szCs w:val="24"/>
+        </w:rPr>
+        <w:t>LoRA</w:t>
+      </w:r>
+      <w:proofErr w:type="spellEnd"/>
       <w:r>
         <w:rPr>
           <w:rFonts w:ascii="Times New Roman" w:eastAsia="標楷體" w:hAnsi="Times New Roman" w:cs="Times New Roman" w:hint="eastAsia"/>
@@ -3870,6 +3922,7 @@
           <w:szCs w:val="24"/>
         </w:rPr>
       </w:pPr>
+      <w:proofErr w:type="spellStart"/>
       <w:r>
         <w:rPr>
           <w:rFonts w:ascii="Times New Roman" w:eastAsia="標楷體" w:hAnsi="Times New Roman" w:cs="Times New Roman" w:hint="eastAsia"/>
@@ -3884,6 +3937,7 @@
         </w:rPr>
         <w:t>ixAI</w:t>
       </w:r>
+      <w:proofErr w:type="spellEnd"/>
       <w:r>
         <w:rPr>
           <w:rFonts w:ascii="Times New Roman" w:eastAsia="標楷體" w:hAnsi="Times New Roman" w:cs="Times New Roman" w:hint="eastAsia"/>
@@ -3911,6 +3965,7 @@
           <w:szCs w:val="32"/>
         </w:rPr>
       </w:pPr>
+      <w:proofErr w:type="spellStart"/>
       <w:r>
         <w:rPr>
           <w:rFonts w:ascii="Times New Roman" w:eastAsia="標楷體" w:hAnsi="Times New Roman" w:cs="Times New Roman" w:hint="eastAsia"/>
@@ -3919,6 +3974,7 @@
         </w:rPr>
         <w:t>Elevenlabs</w:t>
       </w:r>
+      <w:proofErr w:type="spellEnd"/>
     </w:p>
     <w:p>
       <w:pPr>
@@ -3980,7 +4036,23 @@
           <w:rFonts w:ascii="Times New Roman" w:eastAsia="標楷體" w:hAnsi="Times New Roman" w:cs="Times New Roman" w:hint="eastAsia"/>
           <w:szCs w:val="24"/>
         </w:rPr>
-        <w:t xml:space="preserve"> ElevenLabs </w:t>
+        <w:t xml:space="preserve"> </w:t>
+      </w:r>
+      <w:proofErr w:type="spellStart"/>
+      <w:r>
+        <w:rPr>
+          <w:rFonts w:ascii="Times New Roman" w:eastAsia="標楷體" w:hAnsi="Times New Roman" w:cs="Times New Roman" w:hint="eastAsia"/>
+          <w:szCs w:val="24"/>
+        </w:rPr>
+        <w:t>ElevenLabs</w:t>
+      </w:r>
+      <w:proofErr w:type="spellEnd"/>
+      <w:r>
+        <w:rPr>
+          <w:rFonts w:ascii="Times New Roman" w:eastAsia="標楷體" w:hAnsi="Times New Roman" w:cs="Times New Roman" w:hint="eastAsia"/>
+          <w:szCs w:val="24"/>
+        </w:rPr>
+        <w:t xml:space="preserve"> </w:t>
       </w:r>
       <w:r>
         <w:rPr>
@@ -4050,6 +4122,7 @@
         </w:rPr>
         <w:t xml:space="preserve"> </w:t>
       </w:r>
+      <w:proofErr w:type="spellStart"/>
       <w:r>
         <w:rPr>
           <w:rFonts w:ascii="Times New Roman" w:eastAsia="標楷體" w:hAnsi="Times New Roman" w:cs="Times New Roman" w:hint="eastAsia"/>
@@ -4057,6 +4130,7 @@
         </w:rPr>
         <w:t>Elevenlabs</w:t>
       </w:r>
+      <w:proofErr w:type="spellEnd"/>
       <w:r>
         <w:rPr>
           <w:rFonts w:ascii="Times New Roman" w:eastAsia="標楷體" w:hAnsi="Times New Roman" w:cs="Times New Roman" w:hint="eastAsia"/>
@@ -5724,25 +5798,7 @@
             <w:sz w:val="32"/>
             <w:szCs w:val="32"/>
           </w:rPr>
-          <w:t>https://godotengine.org/d</w:t>
-        </w:r>
-        <w:r>
-          <w:rPr>
-            <w:rStyle w:val="a5"/>
-            <w:rFonts w:ascii="Times New Roman" w:eastAsia="標楷體" w:hAnsi="Times New Roman" w:cs="Times New Roman"/>
-            <w:sz w:val="32"/>
-            <w:szCs w:val="32"/>
-          </w:rPr>
-          <w:t>o</w:t>
-        </w:r>
-        <w:r>
-          <w:rPr>
-            <w:rStyle w:val="a5"/>
-            <w:rFonts w:ascii="Times New Roman" w:eastAsia="標楷體" w:hAnsi="Times New Roman" w:cs="Times New Roman"/>
-            <w:sz w:val="32"/>
-            <w:szCs w:val="32"/>
-          </w:rPr>
-          <w:t>wnload/archive/</w:t>
+          <w:t>https://godotengine.org/download/archive/</w:t>
         </w:r>
       </w:hyperlink>
     </w:p>
@@ -5756,7 +5812,7 @@
         <w:jc w:val="both"/>
         <w:outlineLvl w:val="1"/>
         <w:rPr>
-          <w:rFonts w:ascii="Times New Roman" w:eastAsia="標楷體" w:hAnsi="Times New Roman" w:cs="Times New Roman"/>
+          <w:rFonts w:ascii="Times New Roman" w:eastAsia="標楷體" w:hAnsi="Times New Roman" w:cs="Times New Roman" w:hint="eastAsia"/>
           <w:sz w:val="32"/>
           <w:szCs w:val="32"/>
         </w:rPr>
@@ -5785,6 +5841,7 @@
         </w:rPr>
         <w:t>版本</w:t>
       </w:r>
+      <w:proofErr w:type="spellStart"/>
       <w:r>
         <w:rPr>
           <w:rFonts w:ascii="Times New Roman" w:eastAsia="標楷體" w:hAnsi="Times New Roman" w:cs="Times New Roman" w:hint="eastAsia"/>
@@ -5793,6 +5850,7 @@
         </w:rPr>
         <w:t>godot</w:t>
       </w:r>
+      <w:proofErr w:type="spellEnd"/>
     </w:p>
     <w:p>
       <w:pPr>
@@ -5869,7 +5927,7 @@
         <w:jc w:val="both"/>
         <w:outlineLvl w:val="1"/>
         <w:rPr>
-          <w:rFonts w:ascii="Times New Roman" w:eastAsia="標楷體" w:hAnsi="Times New Roman" w:cs="Times New Roman" w:hint="eastAsia"/>
+          <w:rFonts w:ascii="Times New Roman" w:eastAsia="標楷體" w:hAnsi="Times New Roman" w:cs="Times New Roman"/>
           <w:sz w:val="32"/>
           <w:szCs w:val="32"/>
         </w:rPr>
@@ -5896,24 +5954,24 @@
           <w:sz w:val="32"/>
           <w:szCs w:val="32"/>
         </w:rPr>
-        <w:t>檔解壓縮打開</w:t>
-      </w:r>
-      <w:r>
-        <w:rPr>
-          <w:rFonts w:ascii="Times New Roman" w:eastAsia="標楷體" w:hAnsi="Times New Roman" w:cs="Times New Roman"/>
+        <w:t>檔解壓縮</w:t>
+      </w:r>
+    </w:p>
+    <w:p>
+      <w:pPr>
+        <w:pStyle w:val="a3"/>
+        <w:kinsoku w:val="0"/>
+        <w:overflowPunct w:val="0"/>
+        <w:spacing w:line="360" w:lineRule="auto"/>
+        <w:ind w:leftChars="0" w:left="964"/>
+        <w:jc w:val="both"/>
+        <w:outlineLvl w:val="1"/>
+        <w:rPr>
+          <w:rFonts w:ascii="Times New Roman" w:eastAsia="標楷體" w:hAnsi="Times New Roman" w:cs="Times New Roman" w:hint="eastAsia"/>
           <w:sz w:val="32"/>
           <w:szCs w:val="32"/>
         </w:rPr>
-        <w:t>Godot_v4.5-stable_win64</w:t>
-      </w:r>
-      <w:r>
-        <w:rPr>
-          <w:rFonts w:ascii="Times New Roman" w:eastAsia="標楷體" w:hAnsi="Times New Roman" w:cs="Times New Roman" w:hint="eastAsia"/>
-          <w:sz w:val="32"/>
-          <w:szCs w:val="32"/>
-        </w:rPr>
-        <w:t>.exe</w:t>
-      </w:r>
+      </w:pPr>
     </w:p>
     <w:p>
       <w:pPr>
@@ -5976,7 +6034,6 @@
           <w:sz w:val="32"/>
           <w:szCs w:val="32"/>
         </w:rPr>
-        <w:lastRenderedPageBreak/>
         <w:t>1</w:t>
       </w:r>
     </w:p>
@@ -6520,6 +6577,7 @@
           <w:rFonts w:ascii="Times New Roman" w:eastAsia="標楷體" w:hAnsi="Times New Roman" w:cs="Times New Roman"/>
           <w:szCs w:val="24"/>
         </w:rPr>
+        <w:lastRenderedPageBreak/>
         <w:t>(</w:t>
       </w:r>
       <w:r>
@@ -7022,6 +7080,7 @@
           <w:rFonts w:ascii="Times New Roman" w:eastAsia="標楷體" w:hAnsi="Times New Roman" w:cs="Times New Roman"/>
           <w:szCs w:val="24"/>
         </w:rPr>
+        <w:lastRenderedPageBreak/>
         <w:t>由於並沒有良好的基礎，製作時</w:t>
       </w:r>
       <w:r>
@@ -7050,15 +7109,7 @@
           <w:rFonts w:ascii="Times New Roman" w:eastAsia="標楷體" w:hAnsi="Times New Roman" w:cs="Times New Roman"/>
           <w:szCs w:val="24"/>
         </w:rPr>
-        <w:t>問題在哪，經過</w:t>
-      </w:r>
-      <w:r>
-        <w:rPr>
-          <w:rFonts w:ascii="Times New Roman" w:eastAsia="標楷體" w:hAnsi="Times New Roman" w:cs="Times New Roman"/>
-          <w:szCs w:val="24"/>
-        </w:rPr>
-        <w:lastRenderedPageBreak/>
-        <w:t>不斷的反覆執行修改也不一定能讓</w:t>
+        <w:t>問題在哪，經過不斷的反覆執行修改也不一定能讓</w:t>
       </w:r>
       <w:r>
         <w:rPr>
@@ -9702,6 +9753,18 @@
       <w:u w:val="single"/>
     </w:rPr>
   </w:style>
+  <w:style w:type="character" w:styleId="af3">
+    <w:name w:val="Unresolved Mention"/>
+    <w:basedOn w:val="a0"/>
+    <w:uiPriority w:val="99"/>
+    <w:semiHidden/>
+    <w:unhideWhenUsed/>
+    <w:rsid w:val="00327050"/>
+    <w:rPr>
+      <w:color w:val="605E5C"/>
+      <w:shd w:val="clear" w:color="auto" w:fill="E1DFDD"/>
+    </w:rPr>
+  </w:style>
 </w:styles>
 </file>
 

--- a/100605130專題報告-2.docx
+++ b/100605130專題報告-2.docx
@@ -2734,7 +2734,6 @@
         </w:rPr>
         <w:t>內建的</w:t>
       </w:r>
-      <w:proofErr w:type="spellStart"/>
       <w:r>
         <w:rPr>
           <w:rFonts w:ascii="Times New Roman" w:eastAsia="標楷體" w:hAnsi="Times New Roman" w:cs="Times New Roman" w:hint="eastAsia"/>
@@ -2742,7 +2741,6 @@
         </w:rPr>
         <w:t>GDScript</w:t>
       </w:r>
-      <w:proofErr w:type="spellEnd"/>
       <w:r>
         <w:rPr>
           <w:rFonts w:ascii="Times New Roman" w:eastAsia="標楷體" w:hAnsi="Times New Roman" w:cs="Times New Roman" w:hint="eastAsia"/>
@@ -2778,7 +2776,6 @@
         </w:rPr>
         <w:t>不同，</w:t>
       </w:r>
-      <w:proofErr w:type="spellStart"/>
       <w:r>
         <w:rPr>
           <w:rFonts w:ascii="Times New Roman" w:eastAsia="標楷體" w:hAnsi="Times New Roman" w:cs="Times New Roman" w:hint="eastAsia"/>
@@ -2786,7 +2783,6 @@
         </w:rPr>
         <w:t>GDScript</w:t>
       </w:r>
-      <w:proofErr w:type="spellEnd"/>
       <w:r>
         <w:rPr>
           <w:rFonts w:ascii="Times New Roman" w:eastAsia="標楷體" w:hAnsi="Times New Roman" w:cs="Times New Roman" w:hint="eastAsia"/>
@@ -3232,7 +3228,6 @@
                 <w:szCs w:val="40"/>
               </w:rPr>
             </w:pPr>
-            <w:proofErr w:type="spellStart"/>
             <w:r>
               <w:rPr>
                 <w:rFonts w:ascii="Times New Roman" w:eastAsia="標楷體" w:hAnsi="Times New Roman" w:cs="Times New Roman" w:hint="eastAsia"/>
@@ -3241,7 +3236,6 @@
               </w:rPr>
               <w:t>GDScript</w:t>
             </w:r>
-            <w:proofErr w:type="spellEnd"/>
           </w:p>
         </w:tc>
       </w:tr>
@@ -3484,7 +3478,6 @@
           <w:szCs w:val="32"/>
         </w:rPr>
       </w:pPr>
-      <w:proofErr w:type="spellStart"/>
       <w:r>
         <w:rPr>
           <w:rFonts w:ascii="Times New Roman" w:eastAsia="標楷體" w:hAnsi="Times New Roman" w:cs="Times New Roman" w:hint="eastAsia"/>
@@ -3493,7 +3486,6 @@
         </w:rPr>
         <w:t>GDScript</w:t>
       </w:r>
-      <w:proofErr w:type="spellEnd"/>
     </w:p>
     <w:p>
       <w:pPr>
@@ -3508,7 +3500,6 @@
           <w:szCs w:val="24"/>
         </w:rPr>
       </w:pPr>
-      <w:proofErr w:type="spellStart"/>
       <w:r>
         <w:rPr>
           <w:rFonts w:ascii="Times New Roman" w:eastAsia="標楷體" w:hAnsi="Times New Roman" w:cs="Times New Roman" w:hint="eastAsia"/>
@@ -3516,7 +3507,6 @@
         </w:rPr>
         <w:t>GDScript</w:t>
       </w:r>
-      <w:proofErr w:type="spellEnd"/>
       <w:r>
         <w:rPr>
           <w:rFonts w:ascii="Times New Roman" w:eastAsia="標楷體" w:hAnsi="Times New Roman" w:cs="Times New Roman" w:hint="eastAsia"/>
@@ -3538,7 +3528,6 @@
         </w:rPr>
         <w:t>搭配</w:t>
       </w:r>
-      <w:proofErr w:type="spellStart"/>
       <w:r>
         <w:rPr>
           <w:rFonts w:ascii="Times New Roman" w:eastAsia="標楷體" w:hAnsi="Times New Roman" w:cs="Times New Roman" w:hint="eastAsia"/>
@@ -3546,7 +3535,6 @@
         </w:rPr>
         <w:t>GDScript</w:t>
       </w:r>
-      <w:proofErr w:type="spellEnd"/>
       <w:r>
         <w:rPr>
           <w:rFonts w:ascii="Times New Roman" w:eastAsia="標楷體" w:hAnsi="Times New Roman" w:cs="Times New Roman" w:hint="eastAsia"/>
@@ -3582,7 +3570,6 @@
         </w:rPr>
         <w:t>。如此一來，絕大多數遊戲內容仍能用</w:t>
       </w:r>
-      <w:proofErr w:type="spellStart"/>
       <w:r>
         <w:rPr>
           <w:rFonts w:ascii="Times New Roman" w:eastAsia="標楷體" w:hAnsi="Times New Roman" w:cs="Times New Roman" w:hint="eastAsia"/>
@@ -3590,7 +3577,6 @@
         </w:rPr>
         <w:t>GDScript</w:t>
       </w:r>
-      <w:proofErr w:type="spellEnd"/>
       <w:r>
         <w:rPr>
           <w:rFonts w:ascii="Times New Roman" w:eastAsia="標楷體" w:hAnsi="Times New Roman" w:cs="Times New Roman" w:hint="eastAsia"/>
@@ -3672,7 +3658,6 @@
         </w:rPr>
         <w:t xml:space="preserve"> </w:t>
       </w:r>
-      <w:proofErr w:type="spellStart"/>
       <w:r>
         <w:rPr>
           <w:rFonts w:ascii="Times New Roman" w:eastAsia="標楷體" w:hAnsi="Times New Roman" w:cs="Times New Roman" w:hint="eastAsia"/>
@@ -3687,7 +3672,6 @@
         </w:rPr>
         <w:t>DScript</w:t>
       </w:r>
-      <w:proofErr w:type="spellEnd"/>
       <w:r>
         <w:rPr>
           <w:rFonts w:ascii="Times New Roman" w:eastAsia="標楷體" w:hAnsi="Times New Roman" w:cs="Times New Roman" w:hint="eastAsia"/>
@@ -3715,7 +3699,6 @@
           <w:szCs w:val="32"/>
         </w:rPr>
       </w:pPr>
-      <w:proofErr w:type="spellStart"/>
       <w:r>
         <w:rPr>
           <w:rFonts w:ascii="Times New Roman" w:eastAsia="標楷體" w:hAnsi="Times New Roman" w:cs="Times New Roman"/>
@@ -3724,7 +3707,6 @@
         </w:rPr>
         <w:t>PixAI</w:t>
       </w:r>
-      <w:proofErr w:type="spellEnd"/>
     </w:p>
     <w:p>
       <w:pPr>
@@ -3739,21 +3721,12 @@
           <w:szCs w:val="24"/>
         </w:rPr>
       </w:pPr>
-      <w:proofErr w:type="spellStart"/>
-      <w:r>
-        <w:rPr>
-          <w:rFonts w:ascii="Times New Roman" w:eastAsia="標楷體" w:hAnsi="Times New Roman" w:cs="Times New Roman" w:hint="eastAsia"/>
-          <w:szCs w:val="24"/>
-        </w:rPr>
-        <w:t>PixAI</w:t>
-      </w:r>
-      <w:proofErr w:type="spellEnd"/>
-      <w:r>
-        <w:rPr>
-          <w:rFonts w:ascii="Times New Roman" w:eastAsia="標楷體" w:hAnsi="Times New Roman" w:cs="Times New Roman" w:hint="eastAsia"/>
-          <w:szCs w:val="24"/>
-        </w:rPr>
-        <w:t xml:space="preserve"> </w:t>
+      <w:r>
+        <w:rPr>
+          <w:rFonts w:ascii="Times New Roman" w:eastAsia="標楷體" w:hAnsi="Times New Roman" w:cs="Times New Roman" w:hint="eastAsia"/>
+          <w:szCs w:val="24"/>
+        </w:rPr>
+        <w:t xml:space="preserve">PixAI </w:t>
       </w:r>
       <w:r>
         <w:rPr>
@@ -3809,23 +3782,7 @@
           <w:rFonts w:ascii="Times New Roman" w:eastAsia="標楷體" w:hAnsi="Times New Roman" w:cs="Times New Roman" w:hint="eastAsia"/>
           <w:szCs w:val="24"/>
         </w:rPr>
-        <w:t xml:space="preserve"> </w:t>
-      </w:r>
-      <w:proofErr w:type="spellStart"/>
-      <w:r>
-        <w:rPr>
-          <w:rFonts w:ascii="Times New Roman" w:eastAsia="標楷體" w:hAnsi="Times New Roman" w:cs="Times New Roman" w:hint="eastAsia"/>
-          <w:szCs w:val="24"/>
-        </w:rPr>
-        <w:t>PixAI</w:t>
-      </w:r>
-      <w:proofErr w:type="spellEnd"/>
-      <w:r>
-        <w:rPr>
-          <w:rFonts w:ascii="Times New Roman" w:eastAsia="標楷體" w:hAnsi="Times New Roman" w:cs="Times New Roman" w:hint="eastAsia"/>
-          <w:szCs w:val="24"/>
-        </w:rPr>
-        <w:t xml:space="preserve"> </w:t>
+        <w:t xml:space="preserve"> PixAI </w:t>
       </w:r>
       <w:r>
         <w:rPr>
@@ -3839,17 +3796,8 @@
           <w:rFonts w:ascii="Times New Roman" w:eastAsia="標楷體" w:hAnsi="Times New Roman" w:cs="Times New Roman" w:hint="eastAsia"/>
           <w:szCs w:val="24"/>
         </w:rPr>
-        <w:t xml:space="preserve"> </w:t>
-      </w:r>
-      <w:proofErr w:type="spellStart"/>
-      <w:r>
-        <w:rPr>
-          <w:rFonts w:ascii="Times New Roman" w:eastAsia="標楷體" w:hAnsi="Times New Roman" w:cs="Times New Roman" w:hint="eastAsia"/>
-          <w:szCs w:val="24"/>
-        </w:rPr>
-        <w:t>LoRA</w:t>
-      </w:r>
-      <w:proofErr w:type="spellEnd"/>
+        <w:t xml:space="preserve"> LoRA</w:t>
+      </w:r>
       <w:r>
         <w:rPr>
           <w:rFonts w:ascii="Times New Roman" w:eastAsia="標楷體" w:hAnsi="Times New Roman" w:cs="Times New Roman" w:hint="eastAsia"/>
@@ -3922,7 +3870,6 @@
           <w:szCs w:val="24"/>
         </w:rPr>
       </w:pPr>
-      <w:proofErr w:type="spellStart"/>
       <w:r>
         <w:rPr>
           <w:rFonts w:ascii="Times New Roman" w:eastAsia="標楷體" w:hAnsi="Times New Roman" w:cs="Times New Roman" w:hint="eastAsia"/>
@@ -3937,7 +3884,6 @@
         </w:rPr>
         <w:t>ixAI</w:t>
       </w:r>
-      <w:proofErr w:type="spellEnd"/>
       <w:r>
         <w:rPr>
           <w:rFonts w:ascii="Times New Roman" w:eastAsia="標楷體" w:hAnsi="Times New Roman" w:cs="Times New Roman" w:hint="eastAsia"/>
@@ -3965,7 +3911,6 @@
           <w:szCs w:val="32"/>
         </w:rPr>
       </w:pPr>
-      <w:proofErr w:type="spellStart"/>
       <w:r>
         <w:rPr>
           <w:rFonts w:ascii="Times New Roman" w:eastAsia="標楷體" w:hAnsi="Times New Roman" w:cs="Times New Roman" w:hint="eastAsia"/>
@@ -3974,7 +3919,6 @@
         </w:rPr>
         <w:t>Elevenlabs</w:t>
       </w:r>
-      <w:proofErr w:type="spellEnd"/>
     </w:p>
     <w:p>
       <w:pPr>
@@ -4036,23 +3980,7 @@
           <w:rFonts w:ascii="Times New Roman" w:eastAsia="標楷體" w:hAnsi="Times New Roman" w:cs="Times New Roman" w:hint="eastAsia"/>
           <w:szCs w:val="24"/>
         </w:rPr>
-        <w:t xml:space="preserve"> </w:t>
-      </w:r>
-      <w:proofErr w:type="spellStart"/>
-      <w:r>
-        <w:rPr>
-          <w:rFonts w:ascii="Times New Roman" w:eastAsia="標楷體" w:hAnsi="Times New Roman" w:cs="Times New Roman" w:hint="eastAsia"/>
-          <w:szCs w:val="24"/>
-        </w:rPr>
-        <w:t>ElevenLabs</w:t>
-      </w:r>
-      <w:proofErr w:type="spellEnd"/>
-      <w:r>
-        <w:rPr>
-          <w:rFonts w:ascii="Times New Roman" w:eastAsia="標楷體" w:hAnsi="Times New Roman" w:cs="Times New Roman" w:hint="eastAsia"/>
-          <w:szCs w:val="24"/>
-        </w:rPr>
-        <w:t xml:space="preserve"> </w:t>
+        <w:t xml:space="preserve"> ElevenLabs </w:t>
       </w:r>
       <w:r>
         <w:rPr>
@@ -4122,7 +4050,6 @@
         </w:rPr>
         <w:t xml:space="preserve"> </w:t>
       </w:r>
-      <w:proofErr w:type="spellStart"/>
       <w:r>
         <w:rPr>
           <w:rFonts w:ascii="Times New Roman" w:eastAsia="標楷體" w:hAnsi="Times New Roman" w:cs="Times New Roman" w:hint="eastAsia"/>
@@ -4130,7 +4057,6 @@
         </w:rPr>
         <w:t>Elevenlabs</w:t>
       </w:r>
-      <w:proofErr w:type="spellEnd"/>
       <w:r>
         <w:rPr>
           <w:rFonts w:ascii="Times New Roman" w:eastAsia="標楷體" w:hAnsi="Times New Roman" w:cs="Times New Roman" w:hint="eastAsia"/>
@@ -5841,7 +5767,6 @@
         </w:rPr>
         <w:t>版本</w:t>
       </w:r>
-      <w:proofErr w:type="spellStart"/>
       <w:r>
         <w:rPr>
           <w:rFonts w:ascii="Times New Roman" w:eastAsia="標楷體" w:hAnsi="Times New Roman" w:cs="Times New Roman" w:hint="eastAsia"/>
@@ -5850,7 +5775,30 @@
         </w:rPr>
         <w:t>godot</w:t>
       </w:r>
-      <w:proofErr w:type="spellEnd"/>
+      <w:r>
+        <w:rPr>
+          <w:rFonts w:ascii="Times New Roman" w:eastAsia="標楷體" w:hAnsi="Times New Roman" w:cs="Times New Roman" w:hint="eastAsia"/>
+          <w:sz w:val="32"/>
+          <w:szCs w:val="32"/>
+        </w:rPr>
+        <w:t>之後將</w:t>
+      </w:r>
+      <w:r>
+        <w:rPr>
+          <w:rFonts w:ascii="Times New Roman" w:eastAsia="標楷體" w:hAnsi="Times New Roman" w:cs="Times New Roman" w:hint="eastAsia"/>
+          <w:sz w:val="32"/>
+          <w:szCs w:val="32"/>
+        </w:rPr>
+        <w:t>zip</w:t>
+      </w:r>
+      <w:r>
+        <w:rPr>
+          <w:rFonts w:ascii="Times New Roman" w:eastAsia="標楷體" w:hAnsi="Times New Roman" w:cs="Times New Roman" w:hint="eastAsia"/>
+          <w:sz w:val="32"/>
+          <w:szCs w:val="32"/>
+        </w:rPr>
+        <w:t>檔解壓縮</w:t>
+      </w:r>
     </w:p>
     <w:p>
       <w:pPr>
@@ -5932,30 +5880,17 @@
           <w:szCs w:val="32"/>
         </w:rPr>
       </w:pPr>
-      <w:r>
-        <w:rPr>
-          <w:rFonts w:ascii="Times New Roman" w:eastAsia="標楷體" w:hAnsi="Times New Roman" w:cs="Times New Roman" w:hint="eastAsia"/>
-          <w:sz w:val="32"/>
-          <w:szCs w:val="32"/>
-        </w:rPr>
-        <w:t>之後將</w:t>
-      </w:r>
-      <w:r>
-        <w:rPr>
-          <w:rFonts w:ascii="Times New Roman" w:eastAsia="標楷體" w:hAnsi="Times New Roman" w:cs="Times New Roman" w:hint="eastAsia"/>
-          <w:sz w:val="32"/>
-          <w:szCs w:val="32"/>
-        </w:rPr>
-        <w:t>zip</w:t>
-      </w:r>
-      <w:r>
-        <w:rPr>
-          <w:rFonts w:ascii="Times New Roman" w:eastAsia="標楷體" w:hAnsi="Times New Roman" w:cs="Times New Roman" w:hint="eastAsia"/>
-          <w:sz w:val="32"/>
-          <w:szCs w:val="32"/>
-        </w:rPr>
-        <w:t>檔解壓縮</w:t>
-      </w:r>
+      <w:hyperlink r:id="rId15" w:history="1">
+        <w:r>
+          <w:rPr>
+            <w:rStyle w:val="a5"/>
+            <w:rFonts w:ascii="Times New Roman" w:eastAsia="標楷體" w:hAnsi="Times New Roman" w:cs="Times New Roman"/>
+            <w:sz w:val="32"/>
+            <w:szCs w:val="32"/>
+          </w:rPr>
+          <w:t>https://github.com/SakuratsukiYueki/gotdot_2d_game</w:t>
+        </w:r>
+      </w:hyperlink>
     </w:p>
     <w:p>
       <w:pPr>
@@ -5972,6 +5907,97 @@
           <w:szCs w:val="32"/>
         </w:rPr>
       </w:pPr>
+      <w:r>
+        <w:rPr>
+          <w:rFonts w:ascii="Times New Roman" w:eastAsia="標楷體" w:hAnsi="Times New Roman" w:cs="Times New Roman" w:hint="eastAsia"/>
+          <w:sz w:val="32"/>
+          <w:szCs w:val="32"/>
+        </w:rPr>
+        <w:t>下載檔案將</w:t>
+      </w:r>
+      <w:r>
+        <w:rPr>
+          <w:rFonts w:ascii="Times New Roman" w:eastAsia="標楷體" w:hAnsi="Times New Roman" w:cs="Times New Roman" w:hint="eastAsia"/>
+          <w:sz w:val="32"/>
+          <w:szCs w:val="32"/>
+        </w:rPr>
+        <w:t>ZIP</w:t>
+      </w:r>
+      <w:r>
+        <w:rPr>
+          <w:rFonts w:ascii="Times New Roman" w:eastAsia="標楷體" w:hAnsi="Times New Roman" w:cs="Times New Roman" w:hint="eastAsia"/>
+          <w:sz w:val="32"/>
+          <w:szCs w:val="32"/>
+        </w:rPr>
+        <w:t>檔解壓縮</w:t>
+      </w:r>
+      <w:r>
+        <w:rPr>
+          <w:rFonts w:ascii="Times New Roman" w:eastAsia="標楷體" w:hAnsi="Times New Roman" w:cs="Times New Roman" w:hint="eastAsia"/>
+          <w:sz w:val="32"/>
+          <w:szCs w:val="32"/>
+        </w:rPr>
+        <w:t>code &gt;&gt; Download ZIP</w:t>
+      </w:r>
+    </w:p>
+    <w:p>
+      <w:pPr>
+        <w:pStyle w:val="a3"/>
+        <w:kinsoku w:val="0"/>
+        <w:overflowPunct w:val="0"/>
+        <w:spacing w:line="360" w:lineRule="auto"/>
+        <w:ind w:leftChars="0" w:left="964"/>
+        <w:jc w:val="both"/>
+        <w:outlineLvl w:val="1"/>
+        <w:rPr>
+          <w:rFonts w:ascii="Times New Roman" w:eastAsia="標楷體" w:hAnsi="Times New Roman" w:cs="Times New Roman" w:hint="eastAsia"/>
+          <w:sz w:val="32"/>
+          <w:szCs w:val="32"/>
+        </w:rPr>
+      </w:pPr>
+      <w:r>
+        <w:rPr>
+          <w:rFonts w:ascii="Times New Roman" w:eastAsia="標楷體" w:hAnsi="Times New Roman" w:cs="Times New Roman"/>
+          <w:sz w:val="32"/>
+          <w:szCs w:val="32"/>
+        </w:rPr>
+        <w:lastRenderedPageBreak/>
+        <w:drawing>
+          <wp:inline distT="0" distB="0" distL="0" distR="0" wp14:anchorId="318ACF9D" wp14:editId="141A8A0A">
+            <wp:extent cx="5400040" cy="2773045"/>
+            <wp:effectExtent l="0" t="0" r="0" b="8255"/>
+            <wp:docPr id="734557143" name="圖片 1"/>
+            <wp:cNvGraphicFramePr>
+              <a:graphicFrameLocks xmlns:a="http://schemas.openxmlformats.org/drawingml/2006/main" noChangeAspect="1"/>
+            </wp:cNvGraphicFramePr>
+            <a:graphic xmlns:a="http://schemas.openxmlformats.org/drawingml/2006/main">
+              <a:graphicData uri="http://schemas.openxmlformats.org/drawingml/2006/picture">
+                <pic:pic xmlns:pic="http://schemas.openxmlformats.org/drawingml/2006/picture">
+                  <pic:nvPicPr>
+                    <pic:cNvPr id="734557143" name=""/>
+                    <pic:cNvPicPr/>
+                  </pic:nvPicPr>
+                  <pic:blipFill>
+                    <a:blip r:embed="rId16"/>
+                    <a:stretch>
+                      <a:fillRect/>
+                    </a:stretch>
+                  </pic:blipFill>
+                  <pic:spPr>
+                    <a:xfrm>
+                      <a:off x="0" y="0"/>
+                      <a:ext cx="5400040" cy="2773045"/>
+                    </a:xfrm>
+                    <a:prstGeom prst="rect">
+                      <a:avLst/>
+                    </a:prstGeom>
+                  </pic:spPr>
+                </pic:pic>
+              </a:graphicData>
+            </a:graphic>
+          </wp:inline>
+        </w:drawing>
+      </w:r>
     </w:p>
     <w:p>
       <w:pPr>
@@ -5992,6 +6018,14 @@
           <w:szCs w:val="32"/>
         </w:rPr>
       </w:pPr>
+      <w:r>
+        <w:rPr>
+          <w:rFonts w:ascii="Times New Roman" w:eastAsia="標楷體" w:hAnsi="Times New Roman" w:cs="Times New Roman" w:hint="eastAsia"/>
+          <w:sz w:val="32"/>
+          <w:szCs w:val="32"/>
+        </w:rPr>
+        <w:t>使用遊戲引擎開啟遊戲檔案</w:t>
+      </w:r>
     </w:p>
     <w:p>
       <w:pPr>
@@ -6008,6 +6042,243 @@
           <w:szCs w:val="32"/>
         </w:rPr>
       </w:pPr>
+      <w:r>
+        <w:rPr>
+          <w:rFonts w:ascii="Times New Roman" w:eastAsia="標楷體" w:hAnsi="Times New Roman" w:cs="Times New Roman" w:hint="eastAsia"/>
+          <w:sz w:val="32"/>
+          <w:szCs w:val="32"/>
+        </w:rPr>
+        <w:t>開啟</w:t>
+      </w:r>
+      <w:r>
+        <w:rPr>
+          <w:rFonts w:ascii="Times New Roman" w:eastAsia="標楷體" w:hAnsi="Times New Roman" w:cs="Times New Roman"/>
+          <w:sz w:val="32"/>
+          <w:szCs w:val="32"/>
+        </w:rPr>
+        <w:t>Godot_v4.5-stable_win64</w:t>
+      </w:r>
+      <w:r>
+        <w:rPr>
+          <w:rFonts w:ascii="Times New Roman" w:eastAsia="標楷體" w:hAnsi="Times New Roman" w:cs="Times New Roman" w:hint="eastAsia"/>
+          <w:sz w:val="32"/>
+          <w:szCs w:val="32"/>
+        </w:rPr>
+        <w:t>.exe</w:t>
+      </w:r>
+    </w:p>
+    <w:p>
+      <w:pPr>
+        <w:pStyle w:val="a3"/>
+        <w:kinsoku w:val="0"/>
+        <w:overflowPunct w:val="0"/>
+        <w:spacing w:line="360" w:lineRule="auto"/>
+        <w:ind w:leftChars="0" w:left="964"/>
+        <w:jc w:val="both"/>
+        <w:outlineLvl w:val="1"/>
+        <w:rPr>
+          <w:rFonts w:ascii="Times New Roman" w:eastAsia="標楷體" w:hAnsi="Times New Roman" w:cs="Times New Roman"/>
+          <w:sz w:val="32"/>
+          <w:szCs w:val="32"/>
+        </w:rPr>
+      </w:pPr>
+      <w:r>
+        <w:rPr>
+          <w:rFonts w:ascii="Times New Roman" w:eastAsia="標楷體" w:hAnsi="Times New Roman" w:cs="Times New Roman"/>
+          <w:sz w:val="32"/>
+          <w:szCs w:val="32"/>
+        </w:rPr>
+        <w:drawing>
+          <wp:inline distT="0" distB="0" distL="0" distR="0" wp14:anchorId="1A86FBCE" wp14:editId="7FCC037D">
+            <wp:extent cx="5400040" cy="3951605"/>
+            <wp:effectExtent l="0" t="0" r="0" b="0"/>
+            <wp:docPr id="1294320027" name="圖片 1"/>
+            <wp:cNvGraphicFramePr>
+              <a:graphicFrameLocks xmlns:a="http://schemas.openxmlformats.org/drawingml/2006/main" noChangeAspect="1"/>
+            </wp:cNvGraphicFramePr>
+            <a:graphic xmlns:a="http://schemas.openxmlformats.org/drawingml/2006/main">
+              <a:graphicData uri="http://schemas.openxmlformats.org/drawingml/2006/picture">
+                <pic:pic xmlns:pic="http://schemas.openxmlformats.org/drawingml/2006/picture">
+                  <pic:nvPicPr>
+                    <pic:cNvPr id="1294320027" name=""/>
+                    <pic:cNvPicPr/>
+                  </pic:nvPicPr>
+                  <pic:blipFill>
+                    <a:blip r:embed="rId17"/>
+                    <a:stretch>
+                      <a:fillRect/>
+                    </a:stretch>
+                  </pic:blipFill>
+                  <pic:spPr>
+                    <a:xfrm>
+                      <a:off x="0" y="0"/>
+                      <a:ext cx="5400040" cy="3951605"/>
+                    </a:xfrm>
+                    <a:prstGeom prst="rect">
+                      <a:avLst/>
+                    </a:prstGeom>
+                  </pic:spPr>
+                </pic:pic>
+              </a:graphicData>
+            </a:graphic>
+          </wp:inline>
+        </w:drawing>
+      </w:r>
+    </w:p>
+    <w:p>
+      <w:pPr>
+        <w:pStyle w:val="a3"/>
+        <w:kinsoku w:val="0"/>
+        <w:overflowPunct w:val="0"/>
+        <w:spacing w:line="360" w:lineRule="auto"/>
+        <w:ind w:leftChars="0" w:left="964"/>
+        <w:jc w:val="both"/>
+        <w:outlineLvl w:val="1"/>
+        <w:rPr>
+          <w:rFonts w:ascii="Times New Roman" w:eastAsia="標楷體" w:hAnsi="Times New Roman" w:cs="Times New Roman"/>
+          <w:sz w:val="32"/>
+          <w:szCs w:val="32"/>
+        </w:rPr>
+      </w:pPr>
+      <w:r>
+        <w:rPr>
+          <w:rFonts w:ascii="Times New Roman" w:eastAsia="標楷體" w:hAnsi="Times New Roman" w:cs="Times New Roman" w:hint="eastAsia"/>
+          <w:sz w:val="32"/>
+          <w:szCs w:val="32"/>
+        </w:rPr>
+        <w:t>點擊匯入選取</w:t>
+      </w:r>
+      <w:r>
+        <w:rPr>
+          <w:rFonts w:ascii="Times New Roman" w:eastAsia="標楷體" w:hAnsi="Times New Roman" w:cs="Times New Roman"/>
+          <w:sz w:val="32"/>
+          <w:szCs w:val="32"/>
+        </w:rPr>
+        <w:t>gotdot_2d_game</w:t>
+      </w:r>
+      <w:r>
+        <w:rPr>
+          <w:rFonts w:ascii="Times New Roman" w:eastAsia="標楷體" w:hAnsi="Times New Roman" w:cs="Times New Roman" w:hint="eastAsia"/>
+          <w:sz w:val="32"/>
+          <w:szCs w:val="32"/>
+        </w:rPr>
+        <w:t>裡的</w:t>
+      </w:r>
+      <w:r>
+        <w:rPr>
+          <w:rFonts w:ascii="Times New Roman" w:eastAsia="標楷體" w:hAnsi="Times New Roman" w:cs="Times New Roman"/>
+          <w:sz w:val="32"/>
+          <w:szCs w:val="32"/>
+        </w:rPr>
+        <w:t>”</w:t>
+      </w:r>
+      <w:r>
+        <w:rPr>
+          <w:rFonts w:ascii="Times New Roman" w:eastAsia="標楷體" w:hAnsi="Times New Roman" w:cs="Times New Roman" w:hint="eastAsia"/>
+          <w:sz w:val="32"/>
+          <w:szCs w:val="32"/>
+        </w:rPr>
+        <w:t>專題</w:t>
+      </w:r>
+      <w:r>
+        <w:rPr>
+          <w:rFonts w:ascii="Times New Roman" w:eastAsia="標楷體" w:hAnsi="Times New Roman" w:cs="Times New Roman"/>
+          <w:sz w:val="32"/>
+          <w:szCs w:val="32"/>
+        </w:rPr>
+        <w:t>”</w:t>
+      </w:r>
+      <w:r>
+        <w:rPr>
+          <w:rFonts w:ascii="Times New Roman" w:eastAsia="標楷體" w:hAnsi="Times New Roman" w:cs="Times New Roman" w:hint="eastAsia"/>
+          <w:sz w:val="32"/>
+          <w:szCs w:val="32"/>
+        </w:rPr>
+        <w:t>檔案</w:t>
+      </w:r>
+    </w:p>
+    <w:p>
+      <w:pPr>
+        <w:pStyle w:val="a3"/>
+        <w:kinsoku w:val="0"/>
+        <w:overflowPunct w:val="0"/>
+        <w:spacing w:line="360" w:lineRule="auto"/>
+        <w:ind w:leftChars="0" w:left="964"/>
+        <w:jc w:val="both"/>
+        <w:outlineLvl w:val="1"/>
+        <w:rPr>
+          <w:rFonts w:ascii="Times New Roman" w:eastAsia="標楷體" w:hAnsi="Times New Roman" w:cs="Times New Roman"/>
+          <w:sz w:val="32"/>
+          <w:szCs w:val="32"/>
+        </w:rPr>
+      </w:pPr>
+      <w:r>
+        <w:rPr>
+          <w:rFonts w:ascii="Times New Roman" w:eastAsia="標楷體" w:hAnsi="Times New Roman" w:cs="Times New Roman" w:hint="eastAsia"/>
+          <w:sz w:val="32"/>
+          <w:szCs w:val="32"/>
+        </w:rPr>
+        <w:lastRenderedPageBreak/>
+        <w:t>匯入檔案後點擊執行即可進入編輯器</w:t>
+      </w:r>
+    </w:p>
+    <w:p>
+      <w:pPr>
+        <w:pStyle w:val="a3"/>
+        <w:kinsoku w:val="0"/>
+        <w:overflowPunct w:val="0"/>
+        <w:spacing w:line="360" w:lineRule="auto"/>
+        <w:ind w:leftChars="0" w:left="964"/>
+        <w:jc w:val="both"/>
+        <w:outlineLvl w:val="1"/>
+        <w:rPr>
+          <w:rFonts w:ascii="Times New Roman" w:eastAsia="標楷體" w:hAnsi="Times New Roman" w:cs="Times New Roman" w:hint="eastAsia"/>
+          <w:sz w:val="32"/>
+          <w:szCs w:val="32"/>
+        </w:rPr>
+      </w:pPr>
+      <w:r>
+        <w:rPr>
+          <w:rFonts w:ascii="Times New Roman" w:eastAsia="標楷體" w:hAnsi="Times New Roman" w:cs="Times New Roman"/>
+          <w:sz w:val="32"/>
+          <w:szCs w:val="32"/>
+        </w:rPr>
+        <w:drawing>
+          <wp:inline distT="0" distB="0" distL="0" distR="0" wp14:anchorId="6CED8117" wp14:editId="15E4CA5F">
+            <wp:extent cx="5400040" cy="2857500"/>
+            <wp:effectExtent l="0" t="0" r="0" b="0"/>
+            <wp:docPr id="1813292174" name="圖片 1"/>
+            <wp:cNvGraphicFramePr>
+              <a:graphicFrameLocks xmlns:a="http://schemas.openxmlformats.org/drawingml/2006/main" noChangeAspect="1"/>
+            </wp:cNvGraphicFramePr>
+            <a:graphic xmlns:a="http://schemas.openxmlformats.org/drawingml/2006/main">
+              <a:graphicData uri="http://schemas.openxmlformats.org/drawingml/2006/picture">
+                <pic:pic xmlns:pic="http://schemas.openxmlformats.org/drawingml/2006/picture">
+                  <pic:nvPicPr>
+                    <pic:cNvPr id="1813292174" name=""/>
+                    <pic:cNvPicPr/>
+                  </pic:nvPicPr>
+                  <pic:blipFill>
+                    <a:blip r:embed="rId18"/>
+                    <a:stretch>
+                      <a:fillRect/>
+                    </a:stretch>
+                  </pic:blipFill>
+                  <pic:spPr>
+                    <a:xfrm>
+                      <a:off x="0" y="0"/>
+                      <a:ext cx="5400040" cy="2857500"/>
+                    </a:xfrm>
+                    <a:prstGeom prst="rect">
+                      <a:avLst/>
+                    </a:prstGeom>
+                  </pic:spPr>
+                </pic:pic>
+              </a:graphicData>
+            </a:graphic>
+          </wp:inline>
+        </w:drawing>
+      </w:r>
     </w:p>
     <w:p>
       <w:pPr>
@@ -6034,7 +6305,178 @@
           <w:sz w:val="32"/>
           <w:szCs w:val="32"/>
         </w:rPr>
-        <w:t>1</w:t>
+        <w:t>正常開啟遊戲</w:t>
+      </w:r>
+    </w:p>
+    <w:p>
+      <w:pPr>
+        <w:pStyle w:val="a3"/>
+        <w:kinsoku w:val="0"/>
+        <w:overflowPunct w:val="0"/>
+        <w:spacing w:line="360" w:lineRule="auto"/>
+        <w:ind w:leftChars="0" w:left="964"/>
+        <w:jc w:val="both"/>
+        <w:outlineLvl w:val="1"/>
+        <w:rPr>
+          <w:rFonts w:ascii="Times New Roman" w:eastAsia="標楷體" w:hAnsi="Times New Roman" w:cs="Times New Roman" w:hint="eastAsia"/>
+          <w:sz w:val="32"/>
+          <w:szCs w:val="32"/>
+        </w:rPr>
+      </w:pPr>
+      <w:r>
+        <w:rPr>
+          <w:rFonts w:ascii="Times New Roman" w:eastAsia="標楷體" w:hAnsi="Times New Roman" w:cs="Times New Roman" w:hint="eastAsia"/>
+          <w:sz w:val="32"/>
+          <w:szCs w:val="32"/>
+        </w:rPr>
+        <w:t>直接點擊專題</w:t>
+      </w:r>
+      <w:r>
+        <w:rPr>
+          <w:rFonts w:ascii="Times New Roman" w:eastAsia="標楷體" w:hAnsi="Times New Roman" w:cs="Times New Roman" w:hint="eastAsia"/>
+          <w:sz w:val="32"/>
+          <w:szCs w:val="32"/>
+        </w:rPr>
+        <w:t>.exe</w:t>
+      </w:r>
+      <w:r>
+        <w:rPr>
+          <w:rFonts w:ascii="Times New Roman" w:eastAsia="標楷體" w:hAnsi="Times New Roman" w:cs="Times New Roman" w:hint="eastAsia"/>
+          <w:sz w:val="32"/>
+          <w:szCs w:val="32"/>
+        </w:rPr>
+        <w:t>檔即可進入遊戲</w:t>
+      </w:r>
+    </w:p>
+    <w:p>
+      <w:pPr>
+        <w:pStyle w:val="a3"/>
+        <w:kinsoku w:val="0"/>
+        <w:overflowPunct w:val="0"/>
+        <w:spacing w:line="360" w:lineRule="auto"/>
+        <w:ind w:leftChars="0" w:left="964"/>
+        <w:jc w:val="both"/>
+        <w:outlineLvl w:val="1"/>
+        <w:rPr>
+          <w:rFonts w:ascii="Times New Roman" w:eastAsia="標楷體" w:hAnsi="Times New Roman" w:cs="Times New Roman" w:hint="eastAsia"/>
+          <w:sz w:val="32"/>
+          <w:szCs w:val="32"/>
+        </w:rPr>
+      </w:pPr>
+      <w:r>
+        <w:rPr>
+          <w:rFonts w:ascii="Times New Roman" w:eastAsia="標楷體" w:hAnsi="Times New Roman" w:cs="Times New Roman"/>
+          <w:sz w:val="32"/>
+          <w:szCs w:val="32"/>
+        </w:rPr>
+        <w:drawing>
+          <wp:inline distT="0" distB="0" distL="0" distR="0" wp14:anchorId="33777F63" wp14:editId="732103AA">
+            <wp:extent cx="5400040" cy="2422525"/>
+            <wp:effectExtent l="0" t="0" r="0" b="0"/>
+            <wp:docPr id="354461168" name="圖片 1"/>
+            <wp:cNvGraphicFramePr>
+              <a:graphicFrameLocks xmlns:a="http://schemas.openxmlformats.org/drawingml/2006/main" noChangeAspect="1"/>
+            </wp:cNvGraphicFramePr>
+            <a:graphic xmlns:a="http://schemas.openxmlformats.org/drawingml/2006/main">
+              <a:graphicData uri="http://schemas.openxmlformats.org/drawingml/2006/picture">
+                <pic:pic xmlns:pic="http://schemas.openxmlformats.org/drawingml/2006/picture">
+                  <pic:nvPicPr>
+                    <pic:cNvPr id="354461168" name=""/>
+                    <pic:cNvPicPr/>
+                  </pic:nvPicPr>
+                  <pic:blipFill>
+                    <a:blip r:embed="rId19"/>
+                    <a:stretch>
+                      <a:fillRect/>
+                    </a:stretch>
+                  </pic:blipFill>
+                  <pic:spPr>
+                    <a:xfrm>
+                      <a:off x="0" y="0"/>
+                      <a:ext cx="5400040" cy="2422525"/>
+                    </a:xfrm>
+                    <a:prstGeom prst="rect">
+                      <a:avLst/>
+                    </a:prstGeom>
+                  </pic:spPr>
+                </pic:pic>
+              </a:graphicData>
+            </a:graphic>
+          </wp:inline>
+        </w:drawing>
+      </w:r>
+      <w:r>
+        <w:rPr>
+          <w:noProof/>
+        </w:rPr>
+        <w:t xml:space="preserve"> </w:t>
+      </w:r>
+      <w:r>
+        <w:rPr>
+          <w:rFonts w:ascii="Times New Roman" w:eastAsia="標楷體" w:hAnsi="Times New Roman" w:cs="Times New Roman"/>
+          <w:sz w:val="32"/>
+          <w:szCs w:val="32"/>
+        </w:rPr>
+        <w:lastRenderedPageBreak/>
+        <w:drawing>
+          <wp:inline distT="0" distB="0" distL="0" distR="0" wp14:anchorId="4B72D326" wp14:editId="4635F20C">
+            <wp:extent cx="5400040" cy="3260725"/>
+            <wp:effectExtent l="0" t="0" r="0" b="0"/>
+            <wp:docPr id="365245521" name="圖片 1"/>
+            <wp:cNvGraphicFramePr>
+              <a:graphicFrameLocks xmlns:a="http://schemas.openxmlformats.org/drawingml/2006/main" noChangeAspect="1"/>
+            </wp:cNvGraphicFramePr>
+            <a:graphic xmlns:a="http://schemas.openxmlformats.org/drawingml/2006/main">
+              <a:graphicData uri="http://schemas.openxmlformats.org/drawingml/2006/picture">
+                <pic:pic xmlns:pic="http://schemas.openxmlformats.org/drawingml/2006/picture">
+                  <pic:nvPicPr>
+                    <pic:cNvPr id="365245521" name=""/>
+                    <pic:cNvPicPr/>
+                  </pic:nvPicPr>
+                  <pic:blipFill>
+                    <a:blip r:embed="rId20"/>
+                    <a:stretch>
+                      <a:fillRect/>
+                    </a:stretch>
+                  </pic:blipFill>
+                  <pic:spPr>
+                    <a:xfrm>
+                      <a:off x="0" y="0"/>
+                      <a:ext cx="5400040" cy="3260725"/>
+                    </a:xfrm>
+                    <a:prstGeom prst="rect">
+                      <a:avLst/>
+                    </a:prstGeom>
+                  </pic:spPr>
+                </pic:pic>
+              </a:graphicData>
+            </a:graphic>
+          </wp:inline>
+        </w:drawing>
+      </w:r>
+    </w:p>
+    <w:p>
+      <w:pPr>
+        <w:pStyle w:val="a3"/>
+        <w:kinsoku w:val="0"/>
+        <w:overflowPunct w:val="0"/>
+        <w:spacing w:line="360" w:lineRule="auto"/>
+        <w:ind w:leftChars="0" w:left="964"/>
+        <w:jc w:val="both"/>
+        <w:outlineLvl w:val="1"/>
+        <w:rPr>
+          <w:rFonts w:ascii="Times New Roman" w:eastAsia="標楷體" w:hAnsi="Times New Roman" w:cs="Times New Roman" w:hint="eastAsia"/>
+          <w:sz w:val="32"/>
+          <w:szCs w:val="32"/>
+        </w:rPr>
+      </w:pPr>
+      <w:r>
+        <w:rPr>
+          <w:rFonts w:ascii="Times New Roman" w:eastAsia="標楷體" w:hAnsi="Times New Roman" w:cs="Times New Roman" w:hint="eastAsia"/>
+          <w:sz w:val="32"/>
+          <w:szCs w:val="32"/>
+        </w:rPr>
+        <w:t>遊戲主畫面</w:t>
       </w:r>
     </w:p>
     <w:p>
@@ -6208,7 +6650,7 @@
           <w:szCs w:val="24"/>
         </w:rPr>
       </w:pPr>
-      <w:hyperlink r:id="rId15" w:history="1">
+      <w:hyperlink r:id="rId21" w:history="1">
         <w:r>
           <w:rPr>
             <w:rStyle w:val="a5"/>
@@ -6230,7 +6672,7 @@
           <w:szCs w:val="24"/>
         </w:rPr>
       </w:pPr>
-      <w:hyperlink r:id="rId16" w:history="1">
+      <w:hyperlink r:id="rId22" w:history="1">
         <w:r>
           <w:rPr>
             <w:rStyle w:val="a5"/>
@@ -6351,6 +6793,7 @@
           <w:rFonts w:ascii="Times New Roman" w:eastAsia="標楷體" w:hAnsi="Times New Roman" w:cs="Times New Roman"/>
           <w:szCs w:val="24"/>
         </w:rPr>
+        <w:lastRenderedPageBreak/>
         <w:t>https://haruyasu.itch.io/godot-2d-platformer</w:t>
       </w:r>
     </w:p>
@@ -6417,7 +6860,7 @@
           <w:szCs w:val="24"/>
         </w:rPr>
       </w:pPr>
-      <w:hyperlink r:id="rId17" w:history="1">
+      <w:hyperlink r:id="rId23" w:history="1">
         <w:r>
           <w:rPr>
             <w:rStyle w:val="a5"/>
@@ -6519,7 +6962,7 @@
           <w:szCs w:val="24"/>
         </w:rPr>
       </w:pPr>
-      <w:hyperlink r:id="rId18" w:history="1">
+      <w:hyperlink r:id="rId24" w:history="1">
         <w:r>
           <w:rPr>
             <w:rStyle w:val="a5"/>
@@ -6577,7 +7020,6 @@
           <w:rFonts w:ascii="Times New Roman" w:eastAsia="標楷體" w:hAnsi="Times New Roman" w:cs="Times New Roman"/>
           <w:szCs w:val="24"/>
         </w:rPr>
-        <w:lastRenderedPageBreak/>
         <w:t>(</w:t>
       </w:r>
       <w:r>
@@ -6602,7 +7044,7 @@
         <w:overflowPunct w:val="0"/>
         <w:spacing w:line="360" w:lineRule="auto"/>
       </w:pPr>
-      <w:hyperlink r:id="rId19" w:history="1">
+      <w:hyperlink r:id="rId25" w:history="1">
         <w:r>
           <w:rPr>
             <w:rStyle w:val="a5"/>
@@ -6676,7 +7118,7 @@
           <w:szCs w:val="24"/>
         </w:rPr>
       </w:pPr>
-      <w:hyperlink r:id="rId20" w:history="1">
+      <w:hyperlink r:id="rId26" w:history="1">
         <w:r>
           <w:rPr>
             <w:rStyle w:val="a5"/>
@@ -6750,7 +7192,7 @@
           <w:szCs w:val="24"/>
         </w:rPr>
       </w:pPr>
-      <w:hyperlink r:id="rId21" w:history="1">
+      <w:hyperlink r:id="rId27" w:history="1">
         <w:r>
           <w:rPr>
             <w:rStyle w:val="a5"/>
@@ -6903,6 +7345,7 @@
           <w:sz w:val="32"/>
           <w:szCs w:val="32"/>
         </w:rPr>
+        <w:lastRenderedPageBreak/>
         <w:t>AI</w:t>
       </w:r>
       <w:r>
@@ -6966,168 +7409,26 @@
     </w:p>
     <w:p>
       <w:pPr>
-        <w:pStyle w:val="a3"/>
-        <w:numPr>
-          <w:ilvl w:val="1"/>
-          <w:numId w:val="1"/>
-        </w:numPr>
         <w:kinsoku w:val="0"/>
         <w:overflowPunct w:val="0"/>
         <w:spacing w:line="360" w:lineRule="auto"/>
-        <w:ind w:leftChars="0" w:left="964" w:hanging="482"/>
-        <w:jc w:val="both"/>
-        <w:outlineLvl w:val="1"/>
-        <w:rPr>
-          <w:rFonts w:ascii="Times New Roman" w:eastAsia="標楷體" w:hAnsi="Times New Roman" w:cs="Times New Roman"/>
+        <w:rPr>
+          <w:rFonts w:ascii="Times New Roman" w:eastAsia="標楷體" w:hAnsi="Times New Roman" w:cs="Times New Roman" w:hint="eastAsia"/>
           <w:sz w:val="32"/>
           <w:szCs w:val="32"/>
         </w:rPr>
       </w:pPr>
-      <w:bookmarkStart w:id="10" w:name="_Toc210210832"/>
-      <w:r>
-        <w:rPr>
-          <w:rFonts w:ascii="Times New Roman" w:eastAsia="標楷體" w:hAnsi="Times New Roman" w:cs="Times New Roman"/>
+      <w:r>
+        <w:rPr>
+          <w:rFonts w:ascii="Times New Roman" w:eastAsia="標楷體" w:hAnsi="Times New Roman" w:cs="Times New Roman" w:hint="eastAsia"/>
           <w:sz w:val="32"/>
           <w:szCs w:val="32"/>
         </w:rPr>
-        <w:t>結論、未來方向</w:t>
-      </w:r>
-      <w:bookmarkEnd w:id="10"/>
-    </w:p>
-    <w:p>
-      <w:pPr>
-        <w:pStyle w:val="a3"/>
-        <w:numPr>
-          <w:ilvl w:val="1"/>
-          <w:numId w:val="1"/>
-        </w:numPr>
-        <w:kinsoku w:val="0"/>
-        <w:overflowPunct w:val="0"/>
-        <w:spacing w:line="360" w:lineRule="auto"/>
-        <w:ind w:leftChars="0" w:left="964" w:hanging="482"/>
-        <w:jc w:val="both"/>
-        <w:outlineLvl w:val="1"/>
-        <w:rPr>
-          <w:rFonts w:ascii="Times New Roman" w:eastAsia="標楷體" w:hAnsi="Times New Roman" w:cs="Times New Roman"/>
-          <w:sz w:val="32"/>
-          <w:szCs w:val="32"/>
-        </w:rPr>
-      </w:pPr>
-    </w:p>
-    <w:p>
-      <w:pPr>
-        <w:pStyle w:val="a3"/>
-        <w:numPr>
-          <w:ilvl w:val="1"/>
-          <w:numId w:val="1"/>
-        </w:numPr>
-        <w:kinsoku w:val="0"/>
-        <w:overflowPunct w:val="0"/>
-        <w:spacing w:line="360" w:lineRule="auto"/>
-        <w:ind w:leftChars="0" w:left="964" w:hanging="482"/>
-        <w:jc w:val="both"/>
-        <w:outlineLvl w:val="1"/>
-        <w:rPr>
-          <w:rFonts w:ascii="Times New Roman" w:eastAsia="標楷體" w:hAnsi="Times New Roman" w:cs="Times New Roman"/>
-          <w:sz w:val="32"/>
-          <w:szCs w:val="32"/>
-        </w:rPr>
-      </w:pPr>
-    </w:p>
-    <w:p>
-      <w:pPr>
-        <w:pStyle w:val="a3"/>
-        <w:numPr>
-          <w:ilvl w:val="1"/>
-          <w:numId w:val="1"/>
-        </w:numPr>
-        <w:kinsoku w:val="0"/>
-        <w:overflowPunct w:val="0"/>
-        <w:spacing w:line="360" w:lineRule="auto"/>
-        <w:ind w:leftChars="0" w:left="964" w:hanging="482"/>
-        <w:jc w:val="both"/>
-        <w:outlineLvl w:val="1"/>
-        <w:rPr>
-          <w:rFonts w:ascii="Times New Roman" w:eastAsia="標楷體" w:hAnsi="Times New Roman" w:cs="Times New Roman"/>
-          <w:sz w:val="32"/>
-          <w:szCs w:val="32"/>
-        </w:rPr>
-      </w:pPr>
-      <w:r>
-        <w:rPr>
-          <w:rFonts w:ascii="Times New Roman" w:eastAsia="標楷體" w:hAnsi="Times New Roman" w:cs="Times New Roman" w:hint="eastAsia"/>
-          <w:sz w:val="32"/>
-          <w:szCs w:val="32"/>
-        </w:rPr>
-        <w:t>結論、未來方向</w:t>
-      </w:r>
-    </w:p>
-    <w:p>
-      <w:pPr>
-        <w:pStyle w:val="a3"/>
-        <w:kinsoku w:val="0"/>
-        <w:overflowPunct w:val="0"/>
-        <w:spacing w:line="360" w:lineRule="auto"/>
-        <w:ind w:leftChars="0" w:left="960" w:firstLineChars="200" w:firstLine="480"/>
-        <w:jc w:val="both"/>
-        <w:rPr>
-          <w:rFonts w:ascii="Times New Roman" w:eastAsia="標楷體" w:hAnsi="Times New Roman" w:cs="Times New Roman"/>
-          <w:szCs w:val="24"/>
-        </w:rPr>
-      </w:pPr>
-      <w:r>
-        <w:rPr>
-          <w:rFonts w:ascii="Times New Roman" w:eastAsia="標楷體" w:hAnsi="Times New Roman" w:cs="Times New Roman"/>
-          <w:szCs w:val="24"/>
-        </w:rPr>
-        <w:lastRenderedPageBreak/>
-        <w:t>由於並沒有良好的基礎，製作時</w:t>
-      </w:r>
-      <w:r>
-        <w:rPr>
-          <w:rFonts w:ascii="Times New Roman" w:eastAsia="標楷體" w:hAnsi="Times New Roman" w:cs="Times New Roman"/>
-          <w:szCs w:val="24"/>
-        </w:rPr>
-        <w:t>出</w:t>
-      </w:r>
-      <w:r>
-        <w:rPr>
-          <w:rFonts w:ascii="Times New Roman" w:eastAsia="標楷體" w:hAnsi="Times New Roman" w:cs="Times New Roman"/>
-          <w:szCs w:val="24"/>
-        </w:rPr>
-        <w:t>BUG</w:t>
-      </w:r>
-      <w:r>
-        <w:rPr>
-          <w:rFonts w:ascii="Times New Roman" w:eastAsia="標楷體" w:hAnsi="Times New Roman" w:cs="Times New Roman"/>
-          <w:szCs w:val="24"/>
-        </w:rPr>
-        <w:t>常常找不到</w:t>
-      </w:r>
-      <w:r>
-        <w:rPr>
-          <w:rFonts w:ascii="Times New Roman" w:eastAsia="標楷體" w:hAnsi="Times New Roman" w:cs="Times New Roman"/>
-          <w:szCs w:val="24"/>
-        </w:rPr>
-        <w:t>問題在哪，經過不斷的反覆執行修改也不一定能讓</w:t>
-      </w:r>
-      <w:r>
-        <w:rPr>
-          <w:rFonts w:ascii="Times New Roman" w:eastAsia="標楷體" w:hAnsi="Times New Roman" w:cs="Times New Roman"/>
-          <w:szCs w:val="24"/>
-        </w:rPr>
-        <w:t>BUG</w:t>
-      </w:r>
-      <w:r>
-        <w:rPr>
-          <w:rFonts w:ascii="Times New Roman" w:eastAsia="標楷體" w:hAnsi="Times New Roman" w:cs="Times New Roman"/>
-          <w:szCs w:val="24"/>
-        </w:rPr>
-        <w:t>修復，所以大多問題只能參考網上的答案，很難做出自己想要的效果，但透過這次經驗所學能幫助我更了解遊戲引擎和腳本的運作，未來也希望能更好的精進各種遊戲製作技巧。</w:t>
+        <w:t>雖然說有</w:t>
       </w:r>
     </w:p>
     <w:sectPr>
-      <w:footerReference w:type="first" r:id="rId22"/>
+      <w:footerReference w:type="first" r:id="rId28"/>
       <w:pgSz w:w="11906" w:h="16838"/>
       <w:pgMar w:top="1701" w:right="1701" w:bottom="1701" w:left="1701" w:header="851" w:footer="992" w:gutter="0"/>
       <w:cols w:space="425"/>

--- a/100605130專題報告-2.docx
+++ b/100605130專題報告-2.docx
@@ -2734,6 +2734,7 @@
         </w:rPr>
         <w:t>內建的</w:t>
       </w:r>
+      <w:proofErr w:type="spellStart"/>
       <w:r>
         <w:rPr>
           <w:rFonts w:ascii="Times New Roman" w:eastAsia="標楷體" w:hAnsi="Times New Roman" w:cs="Times New Roman" w:hint="eastAsia"/>
@@ -2741,6 +2742,7 @@
         </w:rPr>
         <w:t>GDScript</w:t>
       </w:r>
+      <w:proofErr w:type="spellEnd"/>
       <w:r>
         <w:rPr>
           <w:rFonts w:ascii="Times New Roman" w:eastAsia="標楷體" w:hAnsi="Times New Roman" w:cs="Times New Roman" w:hint="eastAsia"/>
@@ -2776,6 +2778,7 @@
         </w:rPr>
         <w:t>不同，</w:t>
       </w:r>
+      <w:proofErr w:type="spellStart"/>
       <w:r>
         <w:rPr>
           <w:rFonts w:ascii="Times New Roman" w:eastAsia="標楷體" w:hAnsi="Times New Roman" w:cs="Times New Roman" w:hint="eastAsia"/>
@@ -2783,6 +2786,7 @@
         </w:rPr>
         <w:t>GDScript</w:t>
       </w:r>
+      <w:proofErr w:type="spellEnd"/>
       <w:r>
         <w:rPr>
           <w:rFonts w:ascii="Times New Roman" w:eastAsia="標楷體" w:hAnsi="Times New Roman" w:cs="Times New Roman" w:hint="eastAsia"/>
@@ -3228,6 +3232,7 @@
                 <w:szCs w:val="40"/>
               </w:rPr>
             </w:pPr>
+            <w:proofErr w:type="spellStart"/>
             <w:r>
               <w:rPr>
                 <w:rFonts w:ascii="Times New Roman" w:eastAsia="標楷體" w:hAnsi="Times New Roman" w:cs="Times New Roman" w:hint="eastAsia"/>
@@ -3236,6 +3241,7 @@
               </w:rPr>
               <w:t>GDScript</w:t>
             </w:r>
+            <w:proofErr w:type="spellEnd"/>
           </w:p>
         </w:tc>
       </w:tr>
@@ -3478,6 +3484,7 @@
           <w:szCs w:val="32"/>
         </w:rPr>
       </w:pPr>
+      <w:proofErr w:type="spellStart"/>
       <w:r>
         <w:rPr>
           <w:rFonts w:ascii="Times New Roman" w:eastAsia="標楷體" w:hAnsi="Times New Roman" w:cs="Times New Roman" w:hint="eastAsia"/>
@@ -3486,6 +3493,7 @@
         </w:rPr>
         <w:t>GDScript</w:t>
       </w:r>
+      <w:proofErr w:type="spellEnd"/>
     </w:p>
     <w:p>
       <w:pPr>
@@ -3500,6 +3508,7 @@
           <w:szCs w:val="24"/>
         </w:rPr>
       </w:pPr>
+      <w:proofErr w:type="spellStart"/>
       <w:r>
         <w:rPr>
           <w:rFonts w:ascii="Times New Roman" w:eastAsia="標楷體" w:hAnsi="Times New Roman" w:cs="Times New Roman" w:hint="eastAsia"/>
@@ -3507,6 +3516,7 @@
         </w:rPr>
         <w:t>GDScript</w:t>
       </w:r>
+      <w:proofErr w:type="spellEnd"/>
       <w:r>
         <w:rPr>
           <w:rFonts w:ascii="Times New Roman" w:eastAsia="標楷體" w:hAnsi="Times New Roman" w:cs="Times New Roman" w:hint="eastAsia"/>
@@ -3528,6 +3538,7 @@
         </w:rPr>
         <w:t>搭配</w:t>
       </w:r>
+      <w:proofErr w:type="spellStart"/>
       <w:r>
         <w:rPr>
           <w:rFonts w:ascii="Times New Roman" w:eastAsia="標楷體" w:hAnsi="Times New Roman" w:cs="Times New Roman" w:hint="eastAsia"/>
@@ -3535,6 +3546,7 @@
         </w:rPr>
         <w:t>GDScript</w:t>
       </w:r>
+      <w:proofErr w:type="spellEnd"/>
       <w:r>
         <w:rPr>
           <w:rFonts w:ascii="Times New Roman" w:eastAsia="標楷體" w:hAnsi="Times New Roman" w:cs="Times New Roman" w:hint="eastAsia"/>
@@ -3570,6 +3582,7 @@
         </w:rPr>
         <w:t>。如此一來，絕大多數遊戲內容仍能用</w:t>
       </w:r>
+      <w:proofErr w:type="spellStart"/>
       <w:r>
         <w:rPr>
           <w:rFonts w:ascii="Times New Roman" w:eastAsia="標楷體" w:hAnsi="Times New Roman" w:cs="Times New Roman" w:hint="eastAsia"/>
@@ -3577,6 +3590,7 @@
         </w:rPr>
         <w:t>GDScript</w:t>
       </w:r>
+      <w:proofErr w:type="spellEnd"/>
       <w:r>
         <w:rPr>
           <w:rFonts w:ascii="Times New Roman" w:eastAsia="標楷體" w:hAnsi="Times New Roman" w:cs="Times New Roman" w:hint="eastAsia"/>
@@ -3658,6 +3672,7 @@
         </w:rPr>
         <w:t xml:space="preserve"> </w:t>
       </w:r>
+      <w:proofErr w:type="spellStart"/>
       <w:r>
         <w:rPr>
           <w:rFonts w:ascii="Times New Roman" w:eastAsia="標楷體" w:hAnsi="Times New Roman" w:cs="Times New Roman" w:hint="eastAsia"/>
@@ -3672,6 +3687,7 @@
         </w:rPr>
         <w:t>DScript</w:t>
       </w:r>
+      <w:proofErr w:type="spellEnd"/>
       <w:r>
         <w:rPr>
           <w:rFonts w:ascii="Times New Roman" w:eastAsia="標楷體" w:hAnsi="Times New Roman" w:cs="Times New Roman" w:hint="eastAsia"/>
@@ -3699,6 +3715,7 @@
           <w:szCs w:val="32"/>
         </w:rPr>
       </w:pPr>
+      <w:proofErr w:type="spellStart"/>
       <w:r>
         <w:rPr>
           <w:rFonts w:ascii="Times New Roman" w:eastAsia="標楷體" w:hAnsi="Times New Roman" w:cs="Times New Roman"/>
@@ -3707,6 +3724,7 @@
         </w:rPr>
         <w:t>PixAI</w:t>
       </w:r>
+      <w:proofErr w:type="spellEnd"/>
     </w:p>
     <w:p>
       <w:pPr>
@@ -3721,12 +3739,21 @@
           <w:szCs w:val="24"/>
         </w:rPr>
       </w:pPr>
-      <w:r>
-        <w:rPr>
-          <w:rFonts w:ascii="Times New Roman" w:eastAsia="標楷體" w:hAnsi="Times New Roman" w:cs="Times New Roman" w:hint="eastAsia"/>
-          <w:szCs w:val="24"/>
-        </w:rPr>
-        <w:t xml:space="preserve">PixAI </w:t>
+      <w:proofErr w:type="spellStart"/>
+      <w:r>
+        <w:rPr>
+          <w:rFonts w:ascii="Times New Roman" w:eastAsia="標楷體" w:hAnsi="Times New Roman" w:cs="Times New Roman" w:hint="eastAsia"/>
+          <w:szCs w:val="24"/>
+        </w:rPr>
+        <w:t>PixAI</w:t>
+      </w:r>
+      <w:proofErr w:type="spellEnd"/>
+      <w:r>
+        <w:rPr>
+          <w:rFonts w:ascii="Times New Roman" w:eastAsia="標楷體" w:hAnsi="Times New Roman" w:cs="Times New Roman" w:hint="eastAsia"/>
+          <w:szCs w:val="24"/>
+        </w:rPr>
+        <w:t xml:space="preserve"> </w:t>
       </w:r>
       <w:r>
         <w:rPr>
@@ -3782,7 +3809,23 @@
           <w:rFonts w:ascii="Times New Roman" w:eastAsia="標楷體" w:hAnsi="Times New Roman" w:cs="Times New Roman" w:hint="eastAsia"/>
           <w:szCs w:val="24"/>
         </w:rPr>
-        <w:t xml:space="preserve"> PixAI </w:t>
+        <w:t xml:space="preserve"> </w:t>
+      </w:r>
+      <w:proofErr w:type="spellStart"/>
+      <w:r>
+        <w:rPr>
+          <w:rFonts w:ascii="Times New Roman" w:eastAsia="標楷體" w:hAnsi="Times New Roman" w:cs="Times New Roman" w:hint="eastAsia"/>
+          <w:szCs w:val="24"/>
+        </w:rPr>
+        <w:t>PixAI</w:t>
+      </w:r>
+      <w:proofErr w:type="spellEnd"/>
+      <w:r>
+        <w:rPr>
+          <w:rFonts w:ascii="Times New Roman" w:eastAsia="標楷體" w:hAnsi="Times New Roman" w:cs="Times New Roman" w:hint="eastAsia"/>
+          <w:szCs w:val="24"/>
+        </w:rPr>
+        <w:t xml:space="preserve"> </w:t>
       </w:r>
       <w:r>
         <w:rPr>
@@ -3796,8 +3839,17 @@
           <w:rFonts w:ascii="Times New Roman" w:eastAsia="標楷體" w:hAnsi="Times New Roman" w:cs="Times New Roman" w:hint="eastAsia"/>
           <w:szCs w:val="24"/>
         </w:rPr>
-        <w:t xml:space="preserve"> LoRA</w:t>
-      </w:r>
+        <w:t xml:space="preserve"> </w:t>
+      </w:r>
+      <w:proofErr w:type="spellStart"/>
+      <w:r>
+        <w:rPr>
+          <w:rFonts w:ascii="Times New Roman" w:eastAsia="標楷體" w:hAnsi="Times New Roman" w:cs="Times New Roman" w:hint="eastAsia"/>
+          <w:szCs w:val="24"/>
+        </w:rPr>
+        <w:t>LoRA</w:t>
+      </w:r>
+      <w:proofErr w:type="spellEnd"/>
       <w:r>
         <w:rPr>
           <w:rFonts w:ascii="Times New Roman" w:eastAsia="標楷體" w:hAnsi="Times New Roman" w:cs="Times New Roman" w:hint="eastAsia"/>
@@ -3870,6 +3922,7 @@
           <w:szCs w:val="24"/>
         </w:rPr>
       </w:pPr>
+      <w:proofErr w:type="spellStart"/>
       <w:r>
         <w:rPr>
           <w:rFonts w:ascii="Times New Roman" w:eastAsia="標楷體" w:hAnsi="Times New Roman" w:cs="Times New Roman" w:hint="eastAsia"/>
@@ -3884,6 +3937,7 @@
         </w:rPr>
         <w:t>ixAI</w:t>
       </w:r>
+      <w:proofErr w:type="spellEnd"/>
       <w:r>
         <w:rPr>
           <w:rFonts w:ascii="Times New Roman" w:eastAsia="標楷體" w:hAnsi="Times New Roman" w:cs="Times New Roman" w:hint="eastAsia"/>
@@ -3911,6 +3965,7 @@
           <w:szCs w:val="32"/>
         </w:rPr>
       </w:pPr>
+      <w:proofErr w:type="spellStart"/>
       <w:r>
         <w:rPr>
           <w:rFonts w:ascii="Times New Roman" w:eastAsia="標楷體" w:hAnsi="Times New Roman" w:cs="Times New Roman" w:hint="eastAsia"/>
@@ -3919,6 +3974,7 @@
         </w:rPr>
         <w:t>Elevenlabs</w:t>
       </w:r>
+      <w:proofErr w:type="spellEnd"/>
     </w:p>
     <w:p>
       <w:pPr>
@@ -3980,7 +4036,23 @@
           <w:rFonts w:ascii="Times New Roman" w:eastAsia="標楷體" w:hAnsi="Times New Roman" w:cs="Times New Roman" w:hint="eastAsia"/>
           <w:szCs w:val="24"/>
         </w:rPr>
-        <w:t xml:space="preserve"> ElevenLabs </w:t>
+        <w:t xml:space="preserve"> </w:t>
+      </w:r>
+      <w:proofErr w:type="spellStart"/>
+      <w:r>
+        <w:rPr>
+          <w:rFonts w:ascii="Times New Roman" w:eastAsia="標楷體" w:hAnsi="Times New Roman" w:cs="Times New Roman" w:hint="eastAsia"/>
+          <w:szCs w:val="24"/>
+        </w:rPr>
+        <w:t>ElevenLabs</w:t>
+      </w:r>
+      <w:proofErr w:type="spellEnd"/>
+      <w:r>
+        <w:rPr>
+          <w:rFonts w:ascii="Times New Roman" w:eastAsia="標楷體" w:hAnsi="Times New Roman" w:cs="Times New Roman" w:hint="eastAsia"/>
+          <w:szCs w:val="24"/>
+        </w:rPr>
+        <w:t xml:space="preserve"> </w:t>
       </w:r>
       <w:r>
         <w:rPr>
@@ -4050,6 +4122,7 @@
         </w:rPr>
         <w:t xml:space="preserve"> </w:t>
       </w:r>
+      <w:proofErr w:type="spellStart"/>
       <w:r>
         <w:rPr>
           <w:rFonts w:ascii="Times New Roman" w:eastAsia="標楷體" w:hAnsi="Times New Roman" w:cs="Times New Roman" w:hint="eastAsia"/>
@@ -4057,6 +4130,7 @@
         </w:rPr>
         <w:t>Elevenlabs</w:t>
       </w:r>
+      <w:proofErr w:type="spellEnd"/>
       <w:r>
         <w:rPr>
           <w:rFonts w:ascii="Times New Roman" w:eastAsia="標楷體" w:hAnsi="Times New Roman" w:cs="Times New Roman" w:hint="eastAsia"/>
@@ -5738,7 +5812,7 @@
         <w:jc w:val="both"/>
         <w:outlineLvl w:val="1"/>
         <w:rPr>
-          <w:rFonts w:ascii="Times New Roman" w:eastAsia="標楷體" w:hAnsi="Times New Roman" w:cs="Times New Roman" w:hint="eastAsia"/>
+          <w:rFonts w:ascii="Times New Roman" w:eastAsia="標楷體" w:hAnsi="Times New Roman" w:cs="Times New Roman"/>
           <w:sz w:val="32"/>
           <w:szCs w:val="32"/>
         </w:rPr>
@@ -5767,6 +5841,7 @@
         </w:rPr>
         <w:t>版本</w:t>
       </w:r>
+      <w:proofErr w:type="spellStart"/>
       <w:r>
         <w:rPr>
           <w:rFonts w:ascii="Times New Roman" w:eastAsia="標楷體" w:hAnsi="Times New Roman" w:cs="Times New Roman" w:hint="eastAsia"/>
@@ -5775,6 +5850,7 @@
         </w:rPr>
         <w:t>godot</w:t>
       </w:r>
+      <w:proofErr w:type="spellEnd"/>
       <w:r>
         <w:rPr>
           <w:rFonts w:ascii="Times New Roman" w:eastAsia="標楷體" w:hAnsi="Times New Roman" w:cs="Times New Roman" w:hint="eastAsia"/>
@@ -5880,124 +5956,6 @@
           <w:szCs w:val="32"/>
         </w:rPr>
       </w:pPr>
-      <w:hyperlink r:id="rId15" w:history="1">
-        <w:r>
-          <w:rPr>
-            <w:rStyle w:val="a5"/>
-            <w:rFonts w:ascii="Times New Roman" w:eastAsia="標楷體" w:hAnsi="Times New Roman" w:cs="Times New Roman"/>
-            <w:sz w:val="32"/>
-            <w:szCs w:val="32"/>
-          </w:rPr>
-          <w:t>https://github.com/SakuratsukiYueki/gotdot_2d_game</w:t>
-        </w:r>
-      </w:hyperlink>
-    </w:p>
-    <w:p>
-      <w:pPr>
-        <w:pStyle w:val="a3"/>
-        <w:kinsoku w:val="0"/>
-        <w:overflowPunct w:val="0"/>
-        <w:spacing w:line="360" w:lineRule="auto"/>
-        <w:ind w:leftChars="0" w:left="964"/>
-        <w:jc w:val="both"/>
-        <w:outlineLvl w:val="1"/>
-        <w:rPr>
-          <w:rFonts w:ascii="Times New Roman" w:eastAsia="標楷體" w:hAnsi="Times New Roman" w:cs="Times New Roman" w:hint="eastAsia"/>
-          <w:sz w:val="32"/>
-          <w:szCs w:val="32"/>
-        </w:rPr>
-      </w:pPr>
-      <w:r>
-        <w:rPr>
-          <w:rFonts w:ascii="Times New Roman" w:eastAsia="標楷體" w:hAnsi="Times New Roman" w:cs="Times New Roman" w:hint="eastAsia"/>
-          <w:sz w:val="32"/>
-          <w:szCs w:val="32"/>
-        </w:rPr>
-        <w:t>下載檔案將</w:t>
-      </w:r>
-      <w:r>
-        <w:rPr>
-          <w:rFonts w:ascii="Times New Roman" w:eastAsia="標楷體" w:hAnsi="Times New Roman" w:cs="Times New Roman" w:hint="eastAsia"/>
-          <w:sz w:val="32"/>
-          <w:szCs w:val="32"/>
-        </w:rPr>
-        <w:t>ZIP</w:t>
-      </w:r>
-      <w:r>
-        <w:rPr>
-          <w:rFonts w:ascii="Times New Roman" w:eastAsia="標楷體" w:hAnsi="Times New Roman" w:cs="Times New Roman" w:hint="eastAsia"/>
-          <w:sz w:val="32"/>
-          <w:szCs w:val="32"/>
-        </w:rPr>
-        <w:t>檔解壓縮</w:t>
-      </w:r>
-      <w:r>
-        <w:rPr>
-          <w:rFonts w:ascii="Times New Roman" w:eastAsia="標楷體" w:hAnsi="Times New Roman" w:cs="Times New Roman" w:hint="eastAsia"/>
-          <w:sz w:val="32"/>
-          <w:szCs w:val="32"/>
-        </w:rPr>
-        <w:t>code &gt;&gt; Download ZIP</w:t>
-      </w:r>
-    </w:p>
-    <w:p>
-      <w:pPr>
-        <w:pStyle w:val="a3"/>
-        <w:kinsoku w:val="0"/>
-        <w:overflowPunct w:val="0"/>
-        <w:spacing w:line="360" w:lineRule="auto"/>
-        <w:ind w:leftChars="0" w:left="964"/>
-        <w:jc w:val="both"/>
-        <w:outlineLvl w:val="1"/>
-        <w:rPr>
-          <w:rFonts w:ascii="Times New Roman" w:eastAsia="標楷體" w:hAnsi="Times New Roman" w:cs="Times New Roman" w:hint="eastAsia"/>
-          <w:sz w:val="32"/>
-          <w:szCs w:val="32"/>
-        </w:rPr>
-      </w:pPr>
-      <w:r>
-        <w:rPr>
-          <w:rFonts w:ascii="Times New Roman" w:eastAsia="標楷體" w:hAnsi="Times New Roman" w:cs="Times New Roman"/>
-          <w:sz w:val="32"/>
-          <w:szCs w:val="32"/>
-        </w:rPr>
-        <w:lastRenderedPageBreak/>
-        <w:drawing>
-          <wp:inline distT="0" distB="0" distL="0" distR="0" wp14:anchorId="318ACF9D" wp14:editId="141A8A0A">
-            <wp:extent cx="5400040" cy="2773045"/>
-            <wp:effectExtent l="0" t="0" r="0" b="8255"/>
-            <wp:docPr id="734557143" name="圖片 1"/>
-            <wp:cNvGraphicFramePr>
-              <a:graphicFrameLocks xmlns:a="http://schemas.openxmlformats.org/drawingml/2006/main" noChangeAspect="1"/>
-            </wp:cNvGraphicFramePr>
-            <a:graphic xmlns:a="http://schemas.openxmlformats.org/drawingml/2006/main">
-              <a:graphicData uri="http://schemas.openxmlformats.org/drawingml/2006/picture">
-                <pic:pic xmlns:pic="http://schemas.openxmlformats.org/drawingml/2006/picture">
-                  <pic:nvPicPr>
-                    <pic:cNvPr id="734557143" name=""/>
-                    <pic:cNvPicPr/>
-                  </pic:nvPicPr>
-                  <pic:blipFill>
-                    <a:blip r:embed="rId16"/>
-                    <a:stretch>
-                      <a:fillRect/>
-                    </a:stretch>
-                  </pic:blipFill>
-                  <pic:spPr>
-                    <a:xfrm>
-                      <a:off x="0" y="0"/>
-                      <a:ext cx="5400040" cy="2773045"/>
-                    </a:xfrm>
-                    <a:prstGeom prst="rect">
-                      <a:avLst/>
-                    </a:prstGeom>
-                  </pic:spPr>
-                </pic:pic>
-              </a:graphicData>
-            </a:graphic>
-          </wp:inline>
-        </w:drawing>
-      </w:r>
     </w:p>
     <w:p>
       <w:pPr>
@@ -6085,9 +6043,11 @@
       <w:r>
         <w:rPr>
           <w:rFonts w:ascii="Times New Roman" w:eastAsia="標楷體" w:hAnsi="Times New Roman" w:cs="Times New Roman"/>
+          <w:noProof/>
           <w:sz w:val="32"/>
           <w:szCs w:val="32"/>
         </w:rPr>
+        <w:lastRenderedPageBreak/>
         <w:drawing>
           <wp:inline distT="0" distB="0" distL="0" distR="0" wp14:anchorId="1A86FBCE" wp14:editId="7FCC037D">
             <wp:extent cx="5400040" cy="3951605"/>
@@ -6104,7 +6064,7 @@
                     <pic:cNvPicPr/>
                   </pic:nvPicPr>
                   <pic:blipFill>
-                    <a:blip r:embed="rId17"/>
+                    <a:blip r:embed="rId15"/>
                     <a:stretch>
                       <a:fillRect/>
                     </a:stretch>
@@ -6218,7 +6178,6 @@
           <w:sz w:val="32"/>
           <w:szCs w:val="32"/>
         </w:rPr>
-        <w:lastRenderedPageBreak/>
         <w:t>匯入檔案後點擊執行即可進入編輯器</w:t>
       </w:r>
     </w:p>
@@ -6232,7 +6191,7 @@
         <w:jc w:val="both"/>
         <w:outlineLvl w:val="1"/>
         <w:rPr>
-          <w:rFonts w:ascii="Times New Roman" w:eastAsia="標楷體" w:hAnsi="Times New Roman" w:cs="Times New Roman" w:hint="eastAsia"/>
+          <w:rFonts w:ascii="Times New Roman" w:eastAsia="標楷體" w:hAnsi="Times New Roman" w:cs="Times New Roman"/>
           <w:sz w:val="32"/>
           <w:szCs w:val="32"/>
         </w:rPr>
@@ -6240,6 +6199,7 @@
       <w:r>
         <w:rPr>
           <w:rFonts w:ascii="Times New Roman" w:eastAsia="標楷體" w:hAnsi="Times New Roman" w:cs="Times New Roman"/>
+          <w:noProof/>
           <w:sz w:val="32"/>
           <w:szCs w:val="32"/>
         </w:rPr>
@@ -6259,7 +6219,7 @@
                     <pic:cNvPicPr/>
                   </pic:nvPicPr>
                   <pic:blipFill>
-                    <a:blip r:embed="rId18"/>
+                    <a:blip r:embed="rId16"/>
                     <a:stretch>
                       <a:fillRect/>
                     </a:stretch>
@@ -6318,7 +6278,7 @@
         <w:jc w:val="both"/>
         <w:outlineLvl w:val="1"/>
         <w:rPr>
-          <w:rFonts w:ascii="Times New Roman" w:eastAsia="標楷體" w:hAnsi="Times New Roman" w:cs="Times New Roman" w:hint="eastAsia"/>
+          <w:rFonts w:ascii="Times New Roman" w:eastAsia="標楷體" w:hAnsi="Times New Roman" w:cs="Times New Roman"/>
           <w:sz w:val="32"/>
           <w:szCs w:val="32"/>
         </w:rPr>
@@ -6329,6 +6289,7 @@
           <w:sz w:val="32"/>
           <w:szCs w:val="32"/>
         </w:rPr>
+        <w:lastRenderedPageBreak/>
         <w:t>直接點擊專題</w:t>
       </w:r>
       <w:r>
@@ -6358,7 +6319,7 @@
         <w:jc w:val="both"/>
         <w:outlineLvl w:val="1"/>
         <w:rPr>
-          <w:rFonts w:ascii="Times New Roman" w:eastAsia="標楷體" w:hAnsi="Times New Roman" w:cs="Times New Roman" w:hint="eastAsia"/>
+          <w:rFonts w:ascii="Times New Roman" w:eastAsia="標楷體" w:hAnsi="Times New Roman" w:cs="Times New Roman"/>
           <w:sz w:val="32"/>
           <w:szCs w:val="32"/>
         </w:rPr>
@@ -6366,6 +6327,7 @@
       <w:r>
         <w:rPr>
           <w:rFonts w:ascii="Times New Roman" w:eastAsia="標楷體" w:hAnsi="Times New Roman" w:cs="Times New Roman"/>
+          <w:noProof/>
           <w:sz w:val="32"/>
           <w:szCs w:val="32"/>
         </w:rPr>
@@ -6385,7 +6347,7 @@
                     <pic:cNvPicPr/>
                   </pic:nvPicPr>
                   <pic:blipFill>
-                    <a:blip r:embed="rId19"/>
+                    <a:blip r:embed="rId17"/>
                     <a:stretch>
                       <a:fillRect/>
                     </a:stretch>
@@ -6414,10 +6376,10 @@
       <w:r>
         <w:rPr>
           <w:rFonts w:ascii="Times New Roman" w:eastAsia="標楷體" w:hAnsi="Times New Roman" w:cs="Times New Roman"/>
+          <w:noProof/>
           <w:sz w:val="32"/>
           <w:szCs w:val="32"/>
         </w:rPr>
-        <w:lastRenderedPageBreak/>
         <w:drawing>
           <wp:inline distT="0" distB="0" distL="0" distR="0" wp14:anchorId="4B72D326" wp14:editId="4635F20C">
             <wp:extent cx="5400040" cy="3260725"/>
@@ -6434,7 +6396,7 @@
                     <pic:cNvPicPr/>
                   </pic:nvPicPr>
                   <pic:blipFill>
-                    <a:blip r:embed="rId20"/>
+                    <a:blip r:embed="rId18"/>
                     <a:stretch>
                       <a:fillRect/>
                     </a:stretch>
@@ -6465,7 +6427,7 @@
         <w:jc w:val="both"/>
         <w:outlineLvl w:val="1"/>
         <w:rPr>
-          <w:rFonts w:ascii="Times New Roman" w:eastAsia="標楷體" w:hAnsi="Times New Roman" w:cs="Times New Roman" w:hint="eastAsia"/>
+          <w:rFonts w:ascii="Times New Roman" w:eastAsia="標楷體" w:hAnsi="Times New Roman" w:cs="Times New Roman"/>
           <w:sz w:val="32"/>
           <w:szCs w:val="32"/>
         </w:rPr>
@@ -6577,6 +6539,7 @@
           <w:rFonts w:ascii="Times New Roman" w:eastAsia="標楷體" w:hAnsi="Times New Roman" w:cs="Times New Roman"/>
           <w:szCs w:val="24"/>
         </w:rPr>
+        <w:lastRenderedPageBreak/>
         <w:t>https://craftpix.net/freebies/free-pixel-art-ti</w:t>
       </w:r>
       <w:r>
@@ -6650,7 +6613,7 @@
           <w:szCs w:val="24"/>
         </w:rPr>
       </w:pPr>
-      <w:hyperlink r:id="rId21" w:history="1">
+      <w:hyperlink r:id="rId19" w:history="1">
         <w:r>
           <w:rPr>
             <w:rStyle w:val="a5"/>
@@ -6672,7 +6635,7 @@
           <w:szCs w:val="24"/>
         </w:rPr>
       </w:pPr>
-      <w:hyperlink r:id="rId22" w:history="1">
+      <w:hyperlink r:id="rId20" w:history="1">
         <w:r>
           <w:rPr>
             <w:rStyle w:val="a5"/>
@@ -6793,7 +6756,6 @@
           <w:rFonts w:ascii="Times New Roman" w:eastAsia="標楷體" w:hAnsi="Times New Roman" w:cs="Times New Roman"/>
           <w:szCs w:val="24"/>
         </w:rPr>
-        <w:lastRenderedPageBreak/>
         <w:t>https://haruyasu.itch.io/godot-2d-platformer</w:t>
       </w:r>
     </w:p>
@@ -6860,7 +6822,7 @@
           <w:szCs w:val="24"/>
         </w:rPr>
       </w:pPr>
-      <w:hyperlink r:id="rId23" w:history="1">
+      <w:hyperlink r:id="rId21" w:history="1">
         <w:r>
           <w:rPr>
             <w:rStyle w:val="a5"/>
@@ -6962,7 +6924,7 @@
           <w:szCs w:val="24"/>
         </w:rPr>
       </w:pPr>
-      <w:hyperlink r:id="rId24" w:history="1">
+      <w:hyperlink r:id="rId22" w:history="1">
         <w:r>
           <w:rPr>
             <w:rStyle w:val="a5"/>
@@ -7044,7 +7006,7 @@
         <w:overflowPunct w:val="0"/>
         <w:spacing w:line="360" w:lineRule="auto"/>
       </w:pPr>
-      <w:hyperlink r:id="rId25" w:history="1">
+      <w:hyperlink r:id="rId23" w:history="1">
         <w:r>
           <w:rPr>
             <w:rStyle w:val="a5"/>
@@ -7118,7 +7080,7 @@
           <w:szCs w:val="24"/>
         </w:rPr>
       </w:pPr>
-      <w:hyperlink r:id="rId26" w:history="1">
+      <w:hyperlink r:id="rId24" w:history="1">
         <w:r>
           <w:rPr>
             <w:rStyle w:val="a5"/>
@@ -7192,7 +7154,7 @@
           <w:szCs w:val="24"/>
         </w:rPr>
       </w:pPr>
-      <w:hyperlink r:id="rId27" w:history="1">
+      <w:hyperlink r:id="rId25" w:history="1">
         <w:r>
           <w:rPr>
             <w:rStyle w:val="a5"/>
@@ -7345,7 +7307,6 @@
           <w:sz w:val="32"/>
           <w:szCs w:val="32"/>
         </w:rPr>
-        <w:lastRenderedPageBreak/>
         <w:t>AI</w:t>
       </w:r>
       <w:r>
@@ -7413,7 +7374,7 @@
         <w:overflowPunct w:val="0"/>
         <w:spacing w:line="360" w:lineRule="auto"/>
         <w:rPr>
-          <w:rFonts w:ascii="Times New Roman" w:eastAsia="標楷體" w:hAnsi="Times New Roman" w:cs="Times New Roman" w:hint="eastAsia"/>
+          <w:rFonts w:ascii="Times New Roman" w:eastAsia="標楷體" w:hAnsi="Times New Roman" w:cs="Times New Roman"/>
           <w:sz w:val="32"/>
           <w:szCs w:val="32"/>
         </w:rPr>
@@ -7428,7 +7389,7 @@
       </w:r>
     </w:p>
     <w:sectPr>
-      <w:footerReference w:type="first" r:id="rId28"/>
+      <w:footerReference w:type="first" r:id="rId26"/>
       <w:pgSz w:w="11906" w:h="16838"/>
       <w:pgMar w:top="1701" w:right="1701" w:bottom="1701" w:left="1701" w:header="851" w:footer="992" w:gutter="0"/>
       <w:cols w:space="425"/>
